--- a/projects/fpga-systems/NexysA7/mem-ctrl-ip-ddr2/docs/Pumice_FPGA_System_v1.0.docx
+++ b/projects/fpga-systems/NexysA7/mem-ctrl-ip-ddr2/docs/Pumice_FPGA_System_v1.0.docx
@@ -160,7 +160,7 @@
             </w:rPr>
             <w:fldChar w:fldCharType="separate"/>
           </w:r>
-          <w:hyperlink w:anchor="__RefHeading___Toc3319_2919071432">
+          <w:hyperlink w:anchor="__RefHeading___Toc3406_461526705">
             <w:r>
               <w:rPr>
                 <w:webHidden/>
@@ -168,7 +168,7 @@
               </w:rPr>
               <w:t>1 Document Information</w:t>
               <w:tab/>
-              <w:t>7</w:t>
+              <w:t>8</w:t>
             </w:r>
           </w:hyperlink>
         </w:p>
@@ -181,7 +181,7 @@
             </w:tabs>
             <w:rPr/>
           </w:pPr>
-          <w:hyperlink w:anchor="__RefHeading___Toc3321_2919071432">
+          <w:hyperlink w:anchor="__RefHeading___Toc3408_461526705">
             <w:r>
               <w:rPr>
                 <w:webHidden/>
@@ -202,7 +202,7 @@
             </w:tabs>
             <w:rPr/>
           </w:pPr>
-          <w:hyperlink w:anchor="__RefHeading___Toc3323_2919071432">
+          <w:hyperlink w:anchor="__RefHeading___Toc3410_461526705">
             <w:r>
               <w:rPr>
                 <w:webHidden/>
@@ -210,7 +210,7 @@
               </w:rPr>
               <w:t>1.2 Terminology</w:t>
               <w:tab/>
-              <w:t>8</w:t>
+              <w:t>9</w:t>
             </w:r>
           </w:hyperlink>
         </w:p>
@@ -223,7 +223,7 @@
             </w:tabs>
             <w:rPr/>
           </w:pPr>
-          <w:hyperlink w:anchor="__RefHeading___Toc3325_2919071432">
+          <w:hyperlink w:anchor="__RefHeading___Toc3412_461526705">
             <w:r>
               <w:rPr>
                 <w:webHidden/>
@@ -244,7 +244,7 @@
             </w:tabs>
             <w:rPr/>
           </w:pPr>
-          <w:hyperlink w:anchor="__RefHeading___Toc3327_2919071432">
+          <w:hyperlink w:anchor="__RefHeading___Toc3414_461526705">
             <w:r>
               <w:rPr>
                 <w:webHidden/>
@@ -265,7 +265,7 @@
             </w:tabs>
             <w:rPr/>
           </w:pPr>
-          <w:hyperlink w:anchor="__RefHeading___Toc3329_2919071432">
+          <w:hyperlink w:anchor="__RefHeading___Toc3416_461526705">
             <w:r>
               <w:rPr>
                 <w:webHidden/>
@@ -273,7 +273,7 @@
               </w:rPr>
               <w:t>2 The System</w:t>
               <w:tab/>
-              <w:t>9</w:t>
+              <w:t>11</w:t>
             </w:r>
           </w:hyperlink>
         </w:p>
@@ -286,7 +286,7 @@
             </w:tabs>
             <w:rPr/>
           </w:pPr>
-          <w:hyperlink w:anchor="__RefHeading___Toc3331_2919071432">
+          <w:hyperlink w:anchor="__RefHeading___Toc3418_461526705">
             <w:r>
               <w:rPr>
                 <w:webHidden/>
@@ -294,7 +294,7 @@
               </w:rPr>
               <w:t>2.1 What is on the bench</w:t>
               <w:tab/>
-              <w:t>9</w:t>
+              <w:t>11</w:t>
             </w:r>
           </w:hyperlink>
         </w:p>
@@ -307,7 +307,7 @@
             </w:tabs>
             <w:rPr/>
           </w:pPr>
-          <w:hyperlink w:anchor="__RefHeading___Toc3333_2919071432">
+          <w:hyperlink w:anchor="__RefHeading___Toc3420_461526705">
             <w:r>
               <w:rPr>
                 <w:webHidden/>
@@ -315,7 +315,7 @@
               </w:rPr>
               <w:t>2.1.1 Figure 1.1: The bench</w:t>
               <w:tab/>
-              <w:t>10</w:t>
+              <w:t>11</w:t>
             </w:r>
           </w:hyperlink>
         </w:p>
@@ -328,7 +328,7 @@
             </w:tabs>
             <w:rPr/>
           </w:pPr>
-          <w:hyperlink w:anchor="__RefHeading___Toc3335_2919071432">
+          <w:hyperlink w:anchor="__RefHeading___Toc3422_461526705">
             <w:r>
               <w:rPr>
                 <w:webHidden/>
@@ -349,7 +349,7 @@
             </w:tabs>
             <w:rPr/>
           </w:pPr>
-          <w:hyperlink w:anchor="__RefHeading___Toc3337_2919071432">
+          <w:hyperlink w:anchor="__RefHeading___Toc3424_461526705">
             <w:r>
               <w:rPr>
                 <w:webHidden/>
@@ -357,7 +357,7 @@
               </w:rPr>
               <w:t>2.3 The single USB connector</w:t>
               <w:tab/>
-              <w:t>11</w:t>
+              <w:t>12</w:t>
             </w:r>
           </w:hyperlink>
         </w:p>
@@ -370,7 +370,7 @@
             </w:tabs>
             <w:rPr/>
           </w:pPr>
-          <w:hyperlink w:anchor="__RefHeading___Toc3339_2919071432">
+          <w:hyperlink w:anchor="__RefHeading___Toc3426_461526705">
             <w:r>
               <w:rPr>
                 <w:webHidden/>
@@ -378,7 +378,7 @@
               </w:rPr>
               <w:t>2.4 The clock chain, and why it fixes every later number</w:t>
               <w:tab/>
-              <w:t>12</w:t>
+              <w:t>13</w:t>
             </w:r>
           </w:hyperlink>
         </w:p>
@@ -391,7 +391,7 @@
             </w:tabs>
             <w:rPr/>
           </w:pPr>
-          <w:hyperlink w:anchor="__RefHeading___Toc3341_2919071432">
+          <w:hyperlink w:anchor="__RefHeading___Toc3428_461526705">
             <w:r>
               <w:rPr>
                 <w:webHidden/>
@@ -399,7 +399,7 @@
               </w:rPr>
               <w:t>2.5 Where the DUT ends and the harness begins</w:t>
               <w:tab/>
-              <w:t>12</w:t>
+              <w:t>13</w:t>
             </w:r>
           </w:hyperlink>
         </w:p>
@@ -412,7 +412,7 @@
             </w:tabs>
             <w:rPr/>
           </w:pPr>
-          <w:hyperlink w:anchor="__RefHeading___Toc3343_2919071432">
+          <w:hyperlink w:anchor="__RefHeading___Toc3430_461526705">
             <w:r>
               <w:rPr>
                 <w:webHidden/>
@@ -420,7 +420,7 @@
               </w:rPr>
               <w:t>3 The Harness</w:t>
               <w:tab/>
-              <w:t>13</w:t>
+              <w:t>14</w:t>
             </w:r>
           </w:hyperlink>
         </w:p>
@@ -433,7 +433,7 @@
             </w:tabs>
             <w:rPr/>
           </w:pPr>
-          <w:hyperlink w:anchor="__RefHeading___Toc3345_2919071432">
+          <w:hyperlink w:anchor="__RefHeading___Toc3432_461526705">
             <w:r>
               <w:rPr>
                 <w:webHidden/>
@@ -441,7 +441,7 @@
               </w:rPr>
               <w:t>3.1 The shape of it</w:t>
               <w:tab/>
-              <w:t>13</w:t>
+              <w:t>14</w:t>
             </w:r>
           </w:hyperlink>
         </w:p>
@@ -454,7 +454,7 @@
             </w:tabs>
             <w:rPr/>
           </w:pPr>
-          <w:hyperlink w:anchor="__RefHeading___Toc3347_2919071432">
+          <w:hyperlink w:anchor="__RefHeading___Toc3434_461526705">
             <w:r>
               <w:rPr>
                 <w:webHidden/>
@@ -462,7 +462,7 @@
               </w:rPr>
               <w:t>3.1.1 Figure 2.1: The harness block map</w:t>
               <w:tab/>
-              <w:t>13</w:t>
+              <w:t>14</w:t>
             </w:r>
           </w:hyperlink>
         </w:p>
@@ -475,7 +475,7 @@
             </w:tabs>
             <w:rPr/>
           </w:pPr>
-          <w:hyperlink w:anchor="__RefHeading___Toc3349_2919071432">
+          <w:hyperlink w:anchor="__RefHeading___Toc3436_461526705">
             <w:r>
               <w:rPr>
                 <w:webHidden/>
@@ -483,7 +483,7 @@
               </w:rPr>
               <w:t>3.2 The host front-end</w:t>
               <w:tab/>
-              <w:t>13</w:t>
+              <w:t>15</w:t>
             </w:r>
           </w:hyperlink>
         </w:p>
@@ -496,7 +496,7 @@
             </w:tabs>
             <w:rPr/>
           </w:pPr>
-          <w:hyperlink w:anchor="__RefHeading___Toc3351_2919071432">
+          <w:hyperlink w:anchor="__RefHeading___Toc3438_461526705">
             <w:r>
               <w:rPr>
                 <w:webHidden/>
@@ -504,7 +504,7 @@
               </w:rPr>
               <w:t>3.3 harness_csr: the registers that define a run</w:t>
               <w:tab/>
-              <w:t>14</w:t>
+              <w:t>16</w:t>
             </w:r>
           </w:hyperlink>
         </w:p>
@@ -517,7 +517,7 @@
             </w:tabs>
             <w:rPr/>
           </w:pPr>
-          <w:hyperlink w:anchor="__RefHeading___Toc3353_2919071432">
+          <w:hyperlink w:anchor="__RefHeading___Toc3440_461526705">
             <w:r>
               <w:rPr>
                 <w:webHidden/>
@@ -525,7 +525,7 @@
               </w:rPr>
               <w:t>3.4 The engine spine, and why it is a separate block</w:t>
               <w:tab/>
-              <w:t>16</w:t>
+              <w:t>17</w:t>
             </w:r>
           </w:hyperlink>
         </w:p>
@@ -538,7 +538,7 @@
             </w:tabs>
             <w:rPr/>
           </w:pPr>
-          <w:hyperlink w:anchor="__RefHeading___Toc3355_2919071432">
+          <w:hyperlink w:anchor="__RefHeading___Toc3442_461526705">
             <w:r>
               <w:rPr>
                 <w:webHidden/>
@@ -546,7 +546,7 @@
               </w:rPr>
               <w:t>3.5 The DFI tail</w:t>
               <w:tab/>
-              <w:t>17</w:t>
+              <w:t>18</w:t>
             </w:r>
           </w:hyperlink>
         </w:p>
@@ -559,7 +559,7 @@
             </w:tabs>
             <w:rPr/>
           </w:pPr>
-          <w:hyperlink w:anchor="__RefHeading___Toc3357_2919071432">
+          <w:hyperlink w:anchor="__RefHeading___Toc3444_461526705">
             <w:r>
               <w:rPr>
                 <w:webHidden/>
@@ -567,7 +567,7 @@
               </w:rPr>
               <w:t>3.6 Observability, and one honest compromise</w:t>
               <w:tab/>
-              <w:t>17</w:t>
+              <w:t>19</w:t>
             </w:r>
           </w:hyperlink>
         </w:p>
@@ -580,7 +580,7 @@
             </w:tabs>
             <w:rPr/>
           </w:pPr>
-          <w:hyperlink w:anchor="__RefHeading___Toc3359_2919071432">
+          <w:hyperlink w:anchor="__RefHeading___Toc3446_461526705">
             <w:r>
               <w:rPr>
                 <w:webHidden/>
@@ -588,7 +588,7 @@
               </w:rPr>
               <w:t>3.7 Why the APB CDC is an async FIFO and not a handshake</w:t>
               <w:tab/>
-              <w:t>18</w:t>
+              <w:t>19</w:t>
             </w:r>
           </w:hyperlink>
         </w:p>
@@ -601,7 +601,7 @@
             </w:tabs>
             <w:rPr/>
           </w:pPr>
-          <w:hyperlink w:anchor="__RefHeading___Toc3361_2919071432">
+          <w:hyperlink w:anchor="__RefHeading___Toc3448_461526705">
             <w:r>
               <w:rPr>
                 <w:webHidden/>
@@ -609,7 +609,7 @@
               </w:rPr>
               <w:t>4 One Harness, Five Targets</w:t>
               <w:tab/>
-              <w:t>18</w:t>
+              <w:t>21</w:t>
             </w:r>
           </w:hyperlink>
         </w:p>
@@ -622,7 +622,7 @@
             </w:tabs>
             <w:rPr/>
           </w:pPr>
-          <w:hyperlink w:anchor="__RefHeading___Toc3363_2919071432">
+          <w:hyperlink w:anchor="__RefHeading___Toc3450_461526705">
             <w:r>
               <w:rPr>
                 <w:webHidden/>
@@ -630,7 +630,7 @@
               </w:rPr>
               <w:t>4.1 The short answer</w:t>
               <w:tab/>
-              <w:t>18</w:t>
+              <w:t>21</w:t>
             </w:r>
           </w:hyperlink>
         </w:p>
@@ -643,7 +643,7 @@
             </w:tabs>
             <w:rPr/>
           </w:pPr>
-          <w:hyperlink w:anchor="__RefHeading___Toc3365_2919071432">
+          <w:hyperlink w:anchor="__RefHeading___Toc3452_461526705">
             <w:r>
               <w:rPr>
                 <w:webHidden/>
@@ -651,7 +651,7 @@
               </w:rPr>
               <w:t>4.1.1 Figure 3.1: One harness source, five targets</w:t>
               <w:tab/>
-              <w:t>19</w:t>
+              <w:t>21</w:t>
             </w:r>
           </w:hyperlink>
         </w:p>
@@ -664,7 +664,7 @@
             </w:tabs>
             <w:rPr/>
           </w:pPr>
-          <w:hyperlink w:anchor="__RefHeading___Toc3367_2919071432">
+          <w:hyperlink w:anchor="__RefHeading___Toc3454_461526705">
             <w:r>
               <w:rPr>
                 <w:webHidden/>
@@ -672,7 +672,7 @@
               </w:rPr>
               <w:t>4.2 The five targets</w:t>
               <w:tab/>
-              <w:t>19</w:t>
+              <w:t>22</w:t>
             </w:r>
           </w:hyperlink>
         </w:p>
@@ -685,7 +685,7 @@
             </w:tabs>
             <w:rPr/>
           </w:pPr>
-          <w:hyperlink w:anchor="__RefHeading___Toc3369_2919071432">
+          <w:hyperlink w:anchor="__RefHeading___Toc3456_461526705">
             <w:r>
               <w:rPr>
                 <w:webHidden/>
@@ -693,7 +693,7 @@
               </w:rPr>
               <w:t>4.3 What the ILA builds change, and what they do not</w:t>
               <w:tab/>
-              <w:t>20</w:t>
+              <w:t>23</w:t>
             </w:r>
           </w:hyperlink>
         </w:p>
@@ -706,7 +706,7 @@
             </w:tabs>
             <w:rPr/>
           </w:pPr>
-          <w:hyperlink w:anchor="__RefHeading___Toc3371_2919071432">
+          <w:hyperlink w:anchor="__RefHeading___Toc3458_461526705">
             <w:r>
               <w:rPr>
                 <w:webHidden/>
@@ -714,7 +714,7 @@
               </w:rPr>
               <w:t>4.4 The LiteDRAM build is the point of the whole structure</w:t>
               <w:tab/>
-              <w:t>21</w:t>
+              <w:t>23</w:t>
             </w:r>
           </w:hyperlink>
         </w:p>
@@ -727,7 +727,7 @@
             </w:tabs>
             <w:rPr/>
           </w:pPr>
-          <w:hyperlink w:anchor="__RefHeading___Toc3373_2919071432">
+          <w:hyperlink w:anchor="__RefHeading___Toc3460_461526705">
             <w:r>
               <w:rPr>
                 <w:webHidden/>
@@ -735,7 +735,7 @@
               </w:rPr>
               <w:t>4.5 The simulation twin</w:t>
               <w:tab/>
-              <w:t>21</w:t>
+              <w:t>24</w:t>
             </w:r>
           </w:hyperlink>
         </w:p>
@@ -748,7 +748,7 @@
             </w:tabs>
             <w:rPr/>
           </w:pPr>
-          <w:hyperlink w:anchor="__RefHeading___Toc3375_2919071432">
+          <w:hyperlink w:anchor="__RefHeading___Toc3462_461526705">
             <w:r>
               <w:rPr>
                 <w:webHidden/>
@@ -756,7 +756,7 @@
               </w:rPr>
               <w:t>4.6 The frequency define is part of the build identity</w:t>
               <w:tab/>
-              <w:t>22</w:t>
+              <w:t>24</w:t>
             </w:r>
           </w:hyperlink>
         </w:p>
@@ -769,7 +769,7 @@
             </w:tabs>
             <w:rPr/>
           </w:pPr>
-          <w:hyperlink w:anchor="__RefHeading___Toc3377_2919071432">
+          <w:hyperlink w:anchor="__RefHeading___Toc3464_461526705">
             <w:r>
               <w:rPr>
                 <w:webHidden/>
@@ -777,7 +777,7 @@
               </w:rPr>
               <w:t>4.7 What is parameterized, and the one that bites</w:t>
               <w:tab/>
-              <w:t>22</w:t>
+              <w:t>24</w:t>
             </w:r>
           </w:hyperlink>
         </w:p>
@@ -790,7 +790,7 @@
             </w:tabs>
             <w:rPr/>
           </w:pPr>
-          <w:hyperlink w:anchor="__RefHeading___Toc3379_2919071432">
+          <w:hyperlink w:anchor="__RefHeading___Toc3466_461526705">
             <w:r>
               <w:rPr>
                 <w:webHidden/>
@@ -798,7 +798,7 @@
               </w:rPr>
               <w:t>5 Host Tools and Flow</w:t>
               <w:tab/>
-              <w:t>23</w:t>
+              <w:t>26</w:t>
             </w:r>
           </w:hyperlink>
         </w:p>
@@ -811,7 +811,7 @@
             </w:tabs>
             <w:rPr/>
           </w:pPr>
-          <w:hyperlink w:anchor="__RefHeading___Toc3381_2919071432">
+          <w:hyperlink w:anchor="__RefHeading___Toc3468_461526705">
             <w:r>
               <w:rPr>
                 <w:webHidden/>
@@ -819,7 +819,7 @@
               </w:rPr>
               <w:t>5.1 The shared transport</w:t>
               <w:tab/>
-              <w:t>23</w:t>
+              <w:t>26</w:t>
             </w:r>
           </w:hyperlink>
         </w:p>
@@ -832,7 +832,7 @@
             </w:tabs>
             <w:rPr/>
           </w:pPr>
-          <w:hyperlink w:anchor="__RefHeading___Toc3383_2919071432">
+          <w:hyperlink w:anchor="__RefHeading___Toc3470_461526705">
             <w:r>
               <w:rPr>
                 <w:webHidden/>
@@ -840,7 +840,7 @@
               </w:rPr>
               <w:t>5.2 From a command to a number</w:t>
               <w:tab/>
-              <w:t>24</w:t>
+              <w:t>27</w:t>
             </w:r>
           </w:hyperlink>
         </w:p>
@@ -853,7 +853,7 @@
             </w:tabs>
             <w:rPr/>
           </w:pPr>
-          <w:hyperlink w:anchor="__RefHeading___Toc3385_2919071432">
+          <w:hyperlink w:anchor="__RefHeading___Toc3472_461526705">
             <w:r>
               <w:rPr>
                 <w:webHidden/>
@@ -861,7 +861,7 @@
               </w:rPr>
               <w:t>5.2.1 Figure 4.1: From host command to a row of the CSV</w:t>
               <w:tab/>
-              <w:t>24</w:t>
+              <w:t>27</w:t>
             </w:r>
           </w:hyperlink>
         </w:p>
@@ -874,7 +874,7 @@
             </w:tabs>
             <w:rPr/>
           </w:pPr>
-          <w:hyperlink w:anchor="__RefHeading___Toc3387_2919071432">
+          <w:hyperlink w:anchor="__RefHeading___Toc3474_461526705">
             <w:r>
               <w:rPr>
                 <w:webHidden/>
@@ -882,7 +882,7 @@
               </w:rPr>
               <w:t>5.3 Step 1: bring-up, once per bitstream</w:t>
               <w:tab/>
-              <w:t>24</w:t>
+              <w:t>27</w:t>
             </w:r>
           </w:hyperlink>
         </w:p>
@@ -895,7 +895,7 @@
             </w:tabs>
             <w:rPr/>
           </w:pPr>
-          <w:hyperlink w:anchor="__RefHeading___Toc3389_2919071432">
+          <w:hyperlink w:anchor="__RefHeading___Toc3476_461526705">
             <w:r>
               <w:rPr>
                 <w:webHidden/>
@@ -903,7 +903,7 @@
               </w:rPr>
               <w:t>5.4 Steps 2 to 5: configure, run, measure, read back</w:t>
               <w:tab/>
-              <w:t>25</w:t>
+              <w:t>28</w:t>
             </w:r>
           </w:hyperlink>
         </w:p>
@@ -916,7 +916,7 @@
             </w:tabs>
             <w:rPr/>
           </w:pPr>
-          <w:hyperlink w:anchor="__RefHeading___Toc3391_2919071432">
+          <w:hyperlink w:anchor="__RefHeading___Toc3478_461526705">
             <w:r>
               <w:rPr>
                 <w:webHidden/>
@@ -924,7 +924,7 @@
               </w:rPr>
               <w:t>5.5 Step 6: recording, and the arithmetic that has already gone wrong once</w:t>
               <w:tab/>
-              <w:t>25</w:t>
+              <w:t>28</w:t>
             </w:r>
           </w:hyperlink>
         </w:p>
@@ -937,7 +937,7 @@
             </w:tabs>
             <w:rPr/>
           </w:pPr>
-          <w:hyperlink w:anchor="__RefHeading___Toc3393_2919071432">
+          <w:hyperlink w:anchor="__RefHeading___Toc3480_461526705">
             <w:r>
               <w:rPr>
                 <w:webHidden/>
@@ -945,7 +945,7 @@
               </w:rPr>
               <w:t>5.6 Integrity is what makes throughput mean anything</w:t>
               <w:tab/>
-              <w:t>26</w:t>
+              <w:t>28</w:t>
             </w:r>
           </w:hyperlink>
         </w:p>
@@ -958,7 +958,7 @@
             </w:tabs>
             <w:rPr/>
           </w:pPr>
-          <w:hyperlink w:anchor="__RefHeading___Toc3395_2919071432">
+          <w:hyperlink w:anchor="__RefHeading___Toc3482_461526705">
             <w:r>
               <w:rPr>
                 <w:webHidden/>
@@ -966,7 +966,7 @@
               </w:rPr>
               <w:t>5.7 One program, two targets</w:t>
               <w:tab/>
-              <w:t>26</w:t>
+              <w:t>29</w:t>
             </w:r>
           </w:hyperlink>
         </w:p>
@@ -979,7 +979,7 @@
             </w:tabs>
             <w:rPr/>
           </w:pPr>
-          <w:hyperlink w:anchor="__RefHeading___Toc3397_2919071432">
+          <w:hyperlink w:anchor="__RefHeading___Toc3484_461526705">
             <w:r>
               <w:rPr>
                 <w:webHidden/>
@@ -987,7 +987,7 @@
               </w:rPr>
               <w:t>5.8 The bench programs worth knowing</w:t>
               <w:tab/>
-              <w:t>26</w:t>
+              <w:t>29</w:t>
             </w:r>
           </w:hyperlink>
           <w:r>
@@ -1074,7 +1074,7 @@
           <w:rPr>
             <w:rStyle w:val="ListLabel1"/>
           </w:rPr>
-          <w:t>10</w:t>
+          <w:t>11</w:t>
         </w:r>
         <w:r>
           <w:rPr>
@@ -1131,7 +1131,7 @@
           <w:rPr>
             <w:rStyle w:val="ListLabel1"/>
           </w:rPr>
-          <w:t>13</w:t>
+          <w:t>14</w:t>
         </w:r>
         <w:r>
           <w:rPr>
@@ -1188,7 +1188,7 @@
           <w:rPr>
             <w:rStyle w:val="ListLabel1"/>
           </w:rPr>
-          <w:t>19</w:t>
+          <w:t>21</w:t>
         </w:r>
         <w:r>
           <w:rPr>
@@ -1245,7 +1245,7 @@
           <w:rPr>
             <w:rStyle w:val="ListLabel1"/>
           </w:rPr>
-          <w:t>24</w:t>
+          <w:t>27</w:t>
         </w:r>
         <w:r>
           <w:rPr>
@@ -1330,7 +1330,7 @@
           <w:rPr>
             <w:rStyle w:val="ListLabel1"/>
           </w:rPr>
-          <w:t>7</w:t>
+          <w:t>8</w:t>
         </w:r>
         <w:r>
           <w:rPr>
@@ -1558,7 +1558,7 @@
           <w:rPr>
             <w:rStyle w:val="ListLabel1"/>
           </w:rPr>
-          <w:t>14</w:t>
+          <w:t>15</w:t>
         </w:r>
         <w:r>
           <w:rPr>
@@ -1615,7 +1615,7 @@
           <w:rPr>
             <w:rStyle w:val="ListLabel1"/>
           </w:rPr>
-          <w:t>14</w:t>
+          <w:t>16</w:t>
         </w:r>
         <w:r>
           <w:rPr>
@@ -1672,7 +1672,7 @@
           <w:rPr>
             <w:rStyle w:val="ListLabel1"/>
           </w:rPr>
-          <w:t>16</w:t>
+          <w:t>18</w:t>
         </w:r>
         <w:r>
           <w:rPr>
@@ -1729,7 +1729,7 @@
           <w:rPr>
             <w:rStyle w:val="ListLabel1"/>
           </w:rPr>
-          <w:t>19</w:t>
+          <w:t>22</w:t>
         </w:r>
         <w:r>
           <w:rPr>
@@ -1786,7 +1786,7 @@
           <w:rPr>
             <w:rStyle w:val="ListLabel1"/>
           </w:rPr>
-          <w:t>22</w:t>
+          <w:t>24</w:t>
         </w:r>
         <w:r>
           <w:rPr>
@@ -1843,7 +1843,7 @@
           <w:rPr>
             <w:rStyle w:val="ListLabel1"/>
           </w:rPr>
-          <w:t>23</w:t>
+          <w:t>26</w:t>
         </w:r>
         <w:r>
           <w:rPr>
@@ -1900,7 +1900,7 @@
           <w:rPr>
             <w:rStyle w:val="ListLabel1"/>
           </w:rPr>
-          <w:t>25</w:t>
+          <w:t>27</w:t>
         </w:r>
         <w:r>
           <w:rPr>
@@ -1957,7 +1957,7 @@
           <w:rPr>
             <w:rStyle w:val="ListLabel1"/>
           </w:rPr>
-          <w:t>26</w:t>
+          <w:t>29</w:t>
         </w:r>
         <w:r>
           <w:rPr>
@@ -2190,6 +2190,9 @@
           </mc:Fallback>
         </mc:AlternateContent>
       </w:r>
+      <w:r>
+        <w:br w:type="page"/>
+      </w:r>
     </w:p>
     <w:p>
       <w:pPr>
@@ -2198,7 +2201,7 @@
         <w:spacing w:before="360" w:after="120"/>
         <w:rPr/>
       </w:pPr>
-      <w:bookmarkStart w:id="0" w:name="__RefHeading___Toc3319_2919071432"/>
+      <w:bookmarkStart w:id="0" w:name="__RefHeading___Toc3406_461526705"/>
       <w:bookmarkStart w:id="1" w:name="document-information"/>
       <w:bookmarkEnd w:id="0"/>
       <w:r>
@@ -2658,7 +2661,7 @@
                 <w:szCs w:val="24"/>
                 <w:lang w:val="en-US" w:eastAsia="en-US" w:bidi="ar-SA"/>
               </w:rPr>
-              <w:t>projects/components/mem-ctrl-ip/pumice-ddr2-lpddr2/docs/</w:t>
+              <w:t>projects/components/mem-ctrl-ip/research-ip/pumice-ddr2-lpddr2/docs/</w:t>
             </w:r>
             <w:r>
               <w:rPr>
@@ -2828,7 +2831,7 @@
         <w:spacing w:before="280" w:after="80"/>
         <w:rPr/>
       </w:pPr>
-      <w:bookmarkStart w:id="3" w:name="__RefHeading___Toc3321_2919071432"/>
+      <w:bookmarkStart w:id="3" w:name="__RefHeading___Toc3408_461526705"/>
       <w:bookmarkEnd w:id="3"/>
       <w:r>
         <w:rPr>
@@ -3054,7 +3057,7 @@
                 <w:szCs w:val="24"/>
                 <w:lang w:val="en-US" w:eastAsia="en-US" w:bidi="ar-SA"/>
               </w:rPr>
-              <w:t>projects/components/mem-ctrl-ip/pumice-ddr2-lpddr2/docs/</w:t>
+              <w:t>projects/components/mem-ctrl-ip/research-ip/pumice-ddr2-lpddr2/docs/</w:t>
             </w:r>
           </w:p>
         </w:tc>
@@ -3484,7 +3487,7 @@
         <w:spacing w:before="280" w:after="80"/>
         <w:rPr/>
       </w:pPr>
-      <w:bookmarkStart w:id="5" w:name="__RefHeading___Toc3323_2919071432"/>
+      <w:bookmarkStart w:id="5" w:name="__RefHeading___Toc3410_461526705"/>
       <w:bookmarkEnd w:id="5"/>
       <w:r>
         <w:rPr>
@@ -3640,7 +3643,7 @@
         <w:spacing w:before="280" w:after="80"/>
         <w:rPr/>
       </w:pPr>
-      <w:bookmarkStart w:id="6" w:name="__RefHeading___Toc3325_2919071432"/>
+      <w:bookmarkStart w:id="6" w:name="__RefHeading___Toc3412_461526705"/>
       <w:bookmarkEnd w:id="6"/>
       <w:r>
         <w:rPr>
@@ -3954,7 +3957,7 @@
         <w:spacing w:before="280" w:after="80"/>
         <w:rPr/>
       </w:pPr>
-      <w:bookmarkStart w:id="9" w:name="__RefHeading___Toc3327_2919071432"/>
+      <w:bookmarkStart w:id="9" w:name="__RefHeading___Toc3414_461526705"/>
       <w:bookmarkEnd w:id="9"/>
       <w:r>
         <w:rPr>
@@ -4138,6 +4141,9 @@
         </mc:AlternateContent>
       </w:r>
       <w:bookmarkEnd w:id="10"/>
+      <w:r>
+        <w:br w:type="page"/>
+      </w:r>
     </w:p>
     <w:p>
       <w:pPr>
@@ -4146,7 +4152,7 @@
         <w:spacing w:before="360" w:after="120"/>
         <w:rPr/>
       </w:pPr>
-      <w:bookmarkStart w:id="11" w:name="__RefHeading___Toc3329_2919071432"/>
+      <w:bookmarkStart w:id="11" w:name="__RefHeading___Toc3416_461526705"/>
       <w:bookmarkStart w:id="12" w:name="the-system"/>
       <w:bookmarkEnd w:id="11"/>
       <w:r>
@@ -4177,7 +4183,7 @@
         <w:spacing w:before="280" w:after="80"/>
         <w:rPr/>
       </w:pPr>
-      <w:bookmarkStart w:id="13" w:name="__RefHeading___Toc3331_2919071432"/>
+      <w:bookmarkStart w:id="13" w:name="__RefHeading___Toc3418_461526705"/>
       <w:bookmarkStart w:id="14" w:name="what-is-on-the-bench"/>
       <w:bookmarkEnd w:id="13"/>
       <w:r>
@@ -4243,7 +4249,7 @@
         <w:spacing w:before="200" w:after="80"/>
         <w:rPr/>
       </w:pPr>
-      <w:bookmarkStart w:id="15" w:name="__RefHeading___Toc3333_2919071432"/>
+      <w:bookmarkStart w:id="15" w:name="__RefHeading___Toc3420_461526705"/>
       <w:bookmarkStart w:id="16" w:name="figure-1.1-the-bench"/>
       <w:bookmarkStart w:id="17" w:name="_Fig_1_The_bench"/>
       <w:bookmarkEnd w:id="15"/>
@@ -4276,7 +4282,7 @@
         <w:rPr/>
         <w:drawing>
           <wp:inline distT="0" distB="0" distL="0" distR="0">
-            <wp:extent cx="5303520" cy="7402195"/>
+            <wp:extent cx="5334000" cy="3023870"/>
             <wp:effectExtent l="0" t="0" r="0" b="0"/>
             <wp:docPr id="8" name="Picture" descr="The bench: host, one USB connector, the Artix-7 and the DDR2 part"/>
             <wp:cNvGraphicFramePr>
@@ -4300,7 +4306,7 @@
                   <pic:spPr bwMode="auto">
                     <a:xfrm>
                       <a:off x="0" y="0"/>
-                      <a:ext cx="5303520" cy="7402195"/>
+                      <a:ext cx="5334000" cy="3023870"/>
                     </a:xfrm>
                     <a:prstGeom prst="rect">
                       <a:avLst/>
@@ -4362,7 +4368,7 @@
         <w:spacing w:before="280" w:after="80"/>
         <w:rPr/>
       </w:pPr>
-      <w:bookmarkStart w:id="18" w:name="__RefHeading___Toc3335_2919071432"/>
+      <w:bookmarkStart w:id="18" w:name="__RefHeading___Toc3422_461526705"/>
       <w:bookmarkStart w:id="19" w:name="the-board-and-the-part"/>
       <w:bookmarkEnd w:id="18"/>
       <w:r>
@@ -5066,7 +5072,7 @@
         <w:spacing w:before="280" w:after="80"/>
         <w:rPr/>
       </w:pPr>
-      <w:bookmarkStart w:id="21" w:name="__RefHeading___Toc3337_2919071432"/>
+      <w:bookmarkStart w:id="21" w:name="__RefHeading___Toc3424_461526705"/>
       <w:bookmarkStart w:id="22" w:name="the-single-usb-connector"/>
       <w:bookmarkEnd w:id="21"/>
       <w:r>
@@ -5195,7 +5201,7 @@
         <w:spacing w:before="280" w:after="80"/>
         <w:rPr/>
       </w:pPr>
-      <w:bookmarkStart w:id="24" w:name="__RefHeading___Toc3339_2919071432"/>
+      <w:bookmarkStart w:id="24" w:name="__RefHeading___Toc3426_461526705"/>
       <w:bookmarkStart w:id="25" w:name="X4de8d33c9e79180850f4fe5ccac10b6499f0153"/>
       <w:bookmarkEnd w:id="24"/>
       <w:r>
@@ -5362,7 +5368,7 @@
         <w:spacing w:before="280" w:after="80"/>
         <w:rPr/>
       </w:pPr>
-      <w:bookmarkStart w:id="26" w:name="__RefHeading___Toc3341_2919071432"/>
+      <w:bookmarkStart w:id="26" w:name="__RefHeading___Toc3428_461526705"/>
       <w:bookmarkStart w:id="27" w:name="X66053a0475bc99a44e13efd367962547d0af910"/>
       <w:bookmarkEnd w:id="26"/>
       <w:r>
@@ -5535,6 +5541,9 @@
       </w:r>
       <w:bookmarkEnd w:id="28"/>
       <w:bookmarkEnd w:id="29"/>
+      <w:r>
+        <w:br w:type="page"/>
+      </w:r>
     </w:p>
     <w:p>
       <w:pPr>
@@ -5543,7 +5552,7 @@
         <w:spacing w:before="360" w:after="120"/>
         <w:rPr/>
       </w:pPr>
-      <w:bookmarkStart w:id="30" w:name="__RefHeading___Toc3343_2919071432"/>
+      <w:bookmarkStart w:id="30" w:name="__RefHeading___Toc3430_461526705"/>
       <w:bookmarkStart w:id="31" w:name="the-harness"/>
       <w:bookmarkEnd w:id="30"/>
       <w:r>
@@ -5574,7 +5583,7 @@
         <w:spacing w:before="280" w:after="80"/>
         <w:rPr/>
       </w:pPr>
-      <w:bookmarkStart w:id="32" w:name="__RefHeading___Toc3345_2919071432"/>
+      <w:bookmarkStart w:id="32" w:name="__RefHeading___Toc3432_461526705"/>
       <w:bookmarkStart w:id="33" w:name="the-shape-of-it"/>
       <w:bookmarkEnd w:id="32"/>
       <w:r>
@@ -5614,7 +5623,7 @@
         <w:spacing w:before="200" w:after="80"/>
         <w:rPr/>
       </w:pPr>
-      <w:bookmarkStart w:id="34" w:name="__RefHeading___Toc3347_2919071432"/>
+      <w:bookmarkStart w:id="34" w:name="__RefHeading___Toc3434_461526705"/>
       <w:bookmarkStart w:id="35" w:name="figure-2.1-the-harness-block-map"/>
       <w:bookmarkStart w:id="36" w:name="_Fig_2_The_harness_block_ma"/>
       <w:bookmarkEnd w:id="34"/>
@@ -5647,7 +5656,7 @@
         <w:rPr/>
         <w:drawing>
           <wp:inline distT="0" distB="0" distL="0" distR="0">
-            <wp:extent cx="5334000" cy="3634740"/>
+            <wp:extent cx="5334000" cy="5188585"/>
             <wp:effectExtent l="0" t="0" r="0" b="0"/>
             <wp:docPr id="11" name="Image2" descr="ddr2_char_harness: the blocks around the DUT, and the address map"/>
             <wp:cNvGraphicFramePr>
@@ -5671,7 +5680,7 @@
                   <pic:spPr bwMode="auto">
                     <a:xfrm>
                       <a:off x="0" y="0"/>
-                      <a:ext cx="5334000" cy="3634740"/>
+                      <a:ext cx="5334000" cy="5188585"/>
                     </a:xfrm>
                     <a:prstGeom prst="rect">
                       <a:avLst/>
@@ -5733,7 +5742,7 @@
         <w:spacing w:before="280" w:after="80"/>
         <w:rPr/>
       </w:pPr>
-      <w:bookmarkStart w:id="37" w:name="__RefHeading___Toc3349_2919071432"/>
+      <w:bookmarkStart w:id="37" w:name="__RefHeading___Toc3436_461526705"/>
       <w:bookmarkStart w:id="38" w:name="the-host-front-end"/>
       <w:bookmarkEnd w:id="37"/>
       <w:r>
@@ -5811,7 +5820,7 @@
         <w:rPr>
           <w:sz w:val="20"/>
         </w:rPr>
-        <w:t xml:space="preserve"> – fans that one master out to four slaves at fixed bases.</w:t>
+        <w:t xml:space="preserve"> – fans that one master out to six slaves at fixed bases.</w:t>
       </w:r>
     </w:p>
     <w:p>
@@ -6665,6 +6674,342 @@
           </w:p>
         </w:tc>
       </w:tr>
+      <w:tr>
+        <w:trPr/>
+        <w:tc>
+          <w:tcPr>
+            <w:tcW w:w="1872" w:type="dxa"/>
+            <w:tcBorders/>
+          </w:tcPr>
+          <w:p>
+            <w:pPr>
+              <w:pStyle w:val="Compact"/>
+              <w:widowControl/>
+              <w:spacing w:before="36" w:after="36"/>
+              <w:jc w:val="left"/>
+              <w:rPr>
+                <w:rFonts w:ascii="Cambria" w:hAnsi="Cambria" w:eastAsia="Cambria" w:cs=""/>
+                <w:kern w:val="0"/>
+                <w:sz w:val="24"/>
+                <w:szCs w:val="24"/>
+                <w:lang w:val="en-US" w:eastAsia="en-US" w:bidi="ar-SA"/>
+              </w:rPr>
+            </w:pPr>
+            <w:r>
+              <w:rPr>
+                <w:rStyle w:val="VerbatimChar"/>
+                <w:rFonts w:eastAsia="Cambria" w:cs=""/>
+                <w:kern w:val="0"/>
+                <w:szCs w:val="24"/>
+                <w:lang w:val="en-US" w:eastAsia="en-US" w:bidi="ar-SA"/>
+              </w:rPr>
+              <w:t>obs_apb</w:t>
+            </w:r>
+          </w:p>
+        </w:tc>
+        <w:tc>
+          <w:tcPr>
+            <w:tcW w:w="1872" w:type="dxa"/>
+            <w:tcBorders/>
+          </w:tcPr>
+          <w:p>
+            <w:pPr>
+              <w:pStyle w:val="Compact"/>
+              <w:widowControl/>
+              <w:spacing w:before="36" w:after="36"/>
+              <w:jc w:val="left"/>
+              <w:rPr>
+                <w:rFonts w:ascii="Cambria" w:hAnsi="Cambria" w:eastAsia="Cambria" w:cs=""/>
+                <w:kern w:val="0"/>
+                <w:sz w:val="24"/>
+                <w:szCs w:val="24"/>
+                <w:lang w:val="en-US" w:eastAsia="en-US" w:bidi="ar-SA"/>
+              </w:rPr>
+            </w:pPr>
+            <w:r>
+              <w:rPr>
+                <w:rStyle w:val="VerbatimChar"/>
+                <w:rFonts w:eastAsia="Cambria" w:cs=""/>
+                <w:kern w:val="0"/>
+                <w:szCs w:val="24"/>
+                <w:lang w:val="en-US" w:eastAsia="en-US" w:bidi="ar-SA"/>
+              </w:rPr>
+              <w:t>0x0009_0000</w:t>
+            </w:r>
+          </w:p>
+        </w:tc>
+        <w:tc>
+          <w:tcPr>
+            <w:tcW w:w="1872" w:type="dxa"/>
+            <w:tcBorders/>
+          </w:tcPr>
+          <w:p>
+            <w:pPr>
+              <w:pStyle w:val="Compact"/>
+              <w:widowControl/>
+              <w:spacing w:before="36" w:after="36"/>
+              <w:jc w:val="left"/>
+              <w:rPr>
+                <w:rFonts w:ascii="Cambria" w:hAnsi="Cambria" w:eastAsia="Cambria" w:cs=""/>
+                <w:kern w:val="0"/>
+                <w:sz w:val="24"/>
+                <w:szCs w:val="24"/>
+                <w:lang w:val="en-US" w:eastAsia="en-US" w:bidi="ar-SA"/>
+              </w:rPr>
+            </w:pPr>
+            <w:r>
+              <w:rPr>
+                <w:rFonts w:eastAsia="Cambria" w:cs=""/>
+                <w:kern w:val="0"/>
+                <w:sz w:val="24"/>
+                <w:szCs w:val="24"/>
+                <w:lang w:val="en-US" w:eastAsia="en-US" w:bidi="ar-SA"/>
+              </w:rPr>
+              <w:t>4 KB</w:t>
+            </w:r>
+          </w:p>
+        </w:tc>
+        <w:tc>
+          <w:tcPr>
+            <w:tcW w:w="1872" w:type="dxa"/>
+            <w:tcBorders/>
+          </w:tcPr>
+          <w:p>
+            <w:pPr>
+              <w:pStyle w:val="Compact"/>
+              <w:widowControl/>
+              <w:spacing w:before="36" w:after="36"/>
+              <w:jc w:val="left"/>
+              <w:rPr>
+                <w:rFonts w:ascii="Cambria" w:hAnsi="Cambria" w:eastAsia="Cambria" w:cs=""/>
+                <w:kern w:val="0"/>
+                <w:sz w:val="24"/>
+                <w:szCs w:val="24"/>
+                <w:lang w:val="en-US" w:eastAsia="en-US" w:bidi="ar-SA"/>
+              </w:rPr>
+            </w:pPr>
+            <w:r>
+              <w:rPr>
+                <w:rFonts w:eastAsia="Cambria" w:cs=""/>
+                <w:kern w:val="0"/>
+                <w:sz w:val="24"/>
+                <w:szCs w:val="24"/>
+                <w:lang w:val="en-US" w:eastAsia="en-US" w:bidi="ar-SA"/>
+              </w:rPr>
+              <w:t>APB</w:t>
+            </w:r>
+          </w:p>
+        </w:tc>
+        <w:tc>
+          <w:tcPr>
+            <w:tcW w:w="1872" w:type="dxa"/>
+            <w:tcBorders/>
+          </w:tcPr>
+          <w:p>
+            <w:pPr>
+              <w:pStyle w:val="Compact"/>
+              <w:widowControl/>
+              <w:spacing w:before="36" w:after="36"/>
+              <w:jc w:val="left"/>
+              <w:rPr>
+                <w:rFonts w:ascii="Cambria" w:hAnsi="Cambria" w:eastAsia="Cambria" w:cs=""/>
+                <w:kern w:val="0"/>
+                <w:sz w:val="24"/>
+                <w:szCs w:val="24"/>
+                <w:lang w:val="en-US" w:eastAsia="en-US" w:bidi="ar-SA"/>
+              </w:rPr>
+            </w:pPr>
+            <w:r>
+              <w:rPr>
+                <w:rFonts w:eastAsia="Cambria" w:cs=""/>
+                <w:kern w:val="0"/>
+                <w:sz w:val="24"/>
+                <w:szCs w:val="24"/>
+                <w:lang w:val="en-US" w:eastAsia="en-US" w:bidi="ar-SA"/>
+              </w:rPr>
+              <w:t>expansion slot for an interface observer; unused on this build</w:t>
+            </w:r>
+          </w:p>
+        </w:tc>
+      </w:tr>
+      <w:tr>
+        <w:trPr/>
+        <w:tc>
+          <w:tcPr>
+            <w:tcW w:w="1872" w:type="dxa"/>
+            <w:tcBorders/>
+          </w:tcPr>
+          <w:p>
+            <w:pPr>
+              <w:pStyle w:val="Compact"/>
+              <w:widowControl/>
+              <w:spacing w:before="36" w:after="36"/>
+              <w:jc w:val="left"/>
+              <w:rPr>
+                <w:rFonts w:ascii="Cambria" w:hAnsi="Cambria" w:eastAsia="Cambria" w:cs=""/>
+                <w:kern w:val="0"/>
+                <w:sz w:val="24"/>
+                <w:szCs w:val="24"/>
+                <w:lang w:val="en-US" w:eastAsia="en-US" w:bidi="ar-SA"/>
+              </w:rPr>
+            </w:pPr>
+            <w:r>
+              <w:rPr>
+                <w:rStyle w:val="VerbatimChar"/>
+                <w:rFonts w:eastAsia="Cambria" w:cs=""/>
+                <w:kern w:val="0"/>
+                <w:szCs w:val="24"/>
+                <w:lang w:val="en-US" w:eastAsia="en-US" w:bidi="ar-SA"/>
+              </w:rPr>
+              <w:t>chargen_apb</w:t>
+            </w:r>
+          </w:p>
+        </w:tc>
+        <w:tc>
+          <w:tcPr>
+            <w:tcW w:w="1872" w:type="dxa"/>
+            <w:tcBorders/>
+          </w:tcPr>
+          <w:p>
+            <w:pPr>
+              <w:pStyle w:val="Compact"/>
+              <w:widowControl/>
+              <w:spacing w:before="36" w:after="36"/>
+              <w:jc w:val="left"/>
+              <w:rPr>
+                <w:rFonts w:ascii="Cambria" w:hAnsi="Cambria" w:eastAsia="Cambria" w:cs=""/>
+                <w:kern w:val="0"/>
+                <w:sz w:val="24"/>
+                <w:szCs w:val="24"/>
+                <w:lang w:val="en-US" w:eastAsia="en-US" w:bidi="ar-SA"/>
+              </w:rPr>
+            </w:pPr>
+            <w:r>
+              <w:rPr>
+                <w:rStyle w:val="VerbatimChar"/>
+                <w:rFonts w:eastAsia="Cambria" w:cs=""/>
+                <w:kern w:val="0"/>
+                <w:szCs w:val="24"/>
+                <w:lang w:val="en-US" w:eastAsia="en-US" w:bidi="ar-SA"/>
+              </w:rPr>
+              <w:t>0x000A_0000</w:t>
+            </w:r>
+          </w:p>
+        </w:tc>
+        <w:tc>
+          <w:tcPr>
+            <w:tcW w:w="1872" w:type="dxa"/>
+            <w:tcBorders/>
+          </w:tcPr>
+          <w:p>
+            <w:pPr>
+              <w:pStyle w:val="Compact"/>
+              <w:widowControl/>
+              <w:spacing w:before="36" w:after="36"/>
+              <w:jc w:val="left"/>
+              <w:rPr>
+                <w:rFonts w:ascii="Cambria" w:hAnsi="Cambria" w:eastAsia="Cambria" w:cs=""/>
+                <w:kern w:val="0"/>
+                <w:sz w:val="24"/>
+                <w:szCs w:val="24"/>
+                <w:lang w:val="en-US" w:eastAsia="en-US" w:bidi="ar-SA"/>
+              </w:rPr>
+            </w:pPr>
+            <w:r>
+              <w:rPr>
+                <w:rFonts w:eastAsia="Cambria" w:cs=""/>
+                <w:kern w:val="0"/>
+                <w:sz w:val="24"/>
+                <w:szCs w:val="24"/>
+                <w:lang w:val="en-US" w:eastAsia="en-US" w:bidi="ar-SA"/>
+              </w:rPr>
+              <w:t>4 KB</w:t>
+            </w:r>
+          </w:p>
+        </w:tc>
+        <w:tc>
+          <w:tcPr>
+            <w:tcW w:w="1872" w:type="dxa"/>
+            <w:tcBorders/>
+          </w:tcPr>
+          <w:p>
+            <w:pPr>
+              <w:pStyle w:val="Compact"/>
+              <w:widowControl/>
+              <w:spacing w:before="36" w:after="36"/>
+              <w:jc w:val="left"/>
+              <w:rPr>
+                <w:rFonts w:ascii="Cambria" w:hAnsi="Cambria" w:eastAsia="Cambria" w:cs=""/>
+                <w:kern w:val="0"/>
+                <w:sz w:val="24"/>
+                <w:szCs w:val="24"/>
+                <w:lang w:val="en-US" w:eastAsia="en-US" w:bidi="ar-SA"/>
+              </w:rPr>
+            </w:pPr>
+            <w:r>
+              <w:rPr>
+                <w:rFonts w:eastAsia="Cambria" w:cs=""/>
+                <w:kern w:val="0"/>
+                <w:sz w:val="24"/>
+                <w:szCs w:val="24"/>
+                <w:lang w:val="en-US" w:eastAsia="en-US" w:bidi="ar-SA"/>
+              </w:rPr>
+              <w:t>APB</w:t>
+            </w:r>
+          </w:p>
+        </w:tc>
+        <w:tc>
+          <w:tcPr>
+            <w:tcW w:w="1872" w:type="dxa"/>
+            <w:tcBorders/>
+          </w:tcPr>
+          <w:p>
+            <w:pPr>
+              <w:pStyle w:val="Compact"/>
+              <w:widowControl/>
+              <w:spacing w:before="36" w:after="36"/>
+              <w:jc w:val="left"/>
+              <w:rPr>
+                <w:rFonts w:ascii="Cambria" w:hAnsi="Cambria" w:eastAsia="Cambria" w:cs=""/>
+                <w:kern w:val="0"/>
+                <w:sz w:val="24"/>
+                <w:szCs w:val="24"/>
+                <w:lang w:val="en-US" w:eastAsia="en-US" w:bidi="ar-SA"/>
+              </w:rPr>
+            </w:pPr>
+            <w:r>
+              <w:rPr>
+                <w:rStyle w:val="VerbatimChar"/>
+                <w:rFonts w:eastAsia="Cambria" w:cs=""/>
+                <w:kern w:val="0"/>
+                <w:szCs w:val="24"/>
+                <w:lang w:val="en-US" w:eastAsia="en-US" w:bidi="ar-SA"/>
+              </w:rPr>
+              <w:t>chargen_regs</w:t>
+            </w:r>
+            <w:r>
+              <w:rPr>
+                <w:rFonts w:eastAsia="Cambria" w:cs=""/>
+                <w:kern w:val="0"/>
+                <w:sz w:val="24"/>
+                <w:szCs w:val="24"/>
+                <w:lang w:val="en-US" w:eastAsia="en-US" w:bidi="ar-SA"/>
+              </w:rPr>
+              <w:t xml:space="preserve">: per-generator configuration, status and </w:t>
+            </w:r>
+            <w:r>
+              <w:rPr>
+                <w:rStyle w:val="VerbatimChar"/>
+                <w:rFonts w:eastAsia="Cambria" w:cs=""/>
+                <w:kern w:val="0"/>
+                <w:szCs w:val="24"/>
+                <w:lang w:val="en-US" w:eastAsia="en-US" w:bidi="ar-SA"/>
+              </w:rPr>
+              <w:t>GO</w:t>
+            </w:r>
+          </w:p>
+        </w:tc>
+      </w:tr>
     </w:tbl>
     <w:p>
       <w:pPr>
@@ -6812,7 +7157,7 @@
         <w:spacing w:before="280" w:after="80"/>
         <w:rPr/>
       </w:pPr>
-      <w:bookmarkStart w:id="40" w:name="__RefHeading___Toc3351_2919071432"/>
+      <w:bookmarkStart w:id="40" w:name="__RefHeading___Toc3438_461526705"/>
       <w:bookmarkStart w:id="41" w:name="Xbfba6edd669a733018e1e0f0f870ae4f9cf6be3"/>
       <w:bookmarkEnd w:id="40"/>
       <w:r>
@@ -7138,6 +7483,66 @@
                 <w:szCs w:val="24"/>
                 <w:lang w:val="en-US" w:eastAsia="en-US" w:bidi="ar-SA"/>
               </w:rPr>
+              <w:t>clear_stats</w:t>
+            </w:r>
+            <w:r>
+              <w:rPr>
+                <w:rFonts w:eastAsia="Cambria" w:cs=""/>
+                <w:kern w:val="0"/>
+                <w:sz w:val="24"/>
+                <w:szCs w:val="24"/>
+                <w:lang w:val="en-US" w:eastAsia="en-US" w:bidi="ar-SA"/>
+              </w:rPr>
+              <w:t xml:space="preserve">, </w:t>
+            </w:r>
+            <w:r>
+              <w:rPr>
+                <w:rStyle w:val="VerbatimChar"/>
+                <w:rFonts w:eastAsia="Cambria" w:cs=""/>
+                <w:kern w:val="0"/>
+                <w:szCs w:val="24"/>
+                <w:lang w:val="en-US" w:eastAsia="en-US" w:bidi="ar-SA"/>
+              </w:rPr>
+              <w:t>freeze_trace</w:t>
+            </w:r>
+            <w:r>
+              <w:rPr>
+                <w:rFonts w:eastAsia="Cambria" w:cs=""/>
+                <w:kern w:val="0"/>
+                <w:sz w:val="24"/>
+                <w:szCs w:val="24"/>
+                <w:lang w:val="en-US" w:eastAsia="en-US" w:bidi="ar-SA"/>
+              </w:rPr>
+              <w:t xml:space="preserve"> (latch), </w:t>
+            </w:r>
+            <w:r>
+              <w:rPr>
+                <w:rStyle w:val="VerbatimChar"/>
+                <w:rFonts w:eastAsia="Cambria" w:cs=""/>
+                <w:kern w:val="0"/>
+                <w:szCs w:val="24"/>
+                <w:lang w:val="en-US" w:eastAsia="en-US" w:bidi="ar-SA"/>
+              </w:rPr>
+              <w:t>soft_reset</w:t>
+            </w:r>
+            <w:r>
+              <w:rPr>
+                <w:rFonts w:eastAsia="Cambria" w:cs=""/>
+                <w:kern w:val="0"/>
+                <w:sz w:val="24"/>
+                <w:szCs w:val="24"/>
+                <w:lang w:val="en-US" w:eastAsia="en-US" w:bidi="ar-SA"/>
+              </w:rPr>
+              <w:t>; bits 0/1 (</w:t>
+            </w:r>
+            <w:r>
+              <w:rPr>
+                <w:rStyle w:val="VerbatimChar"/>
+                <w:rFonts w:eastAsia="Cambria" w:cs=""/>
+                <w:kern w:val="0"/>
+                <w:szCs w:val="24"/>
+                <w:lang w:val="en-US" w:eastAsia="en-US" w:bidi="ar-SA"/>
+              </w:rPr>
               <w:t>start_wr</w:t>
             </w:r>
             <w:r>
@@ -7168,7 +7573,7 @@
                 <w:szCs w:val="24"/>
                 <w:lang w:val="en-US" w:eastAsia="en-US" w:bidi="ar-SA"/>
               </w:rPr>
-              <w:t xml:space="preserve">, </w:t>
+              <w:t xml:space="preserve">) are retired – launch is </w:t>
             </w:r>
             <w:r>
               <w:rPr>
@@ -7178,47 +7583,7 @@
                 <w:szCs w:val="24"/>
                 <w:lang w:val="en-US" w:eastAsia="en-US" w:bidi="ar-SA"/>
               </w:rPr>
-              <w:t>clear_stats</w:t>
-            </w:r>
-            <w:r>
-              <w:rPr>
-                <w:rFonts w:eastAsia="Cambria" w:cs=""/>
-                <w:kern w:val="0"/>
-                <w:sz w:val="24"/>
-                <w:szCs w:val="24"/>
-                <w:lang w:val="en-US" w:eastAsia="en-US" w:bidi="ar-SA"/>
-              </w:rPr>
-              <w:t xml:space="preserve">, </w:t>
-            </w:r>
-            <w:r>
-              <w:rPr>
-                <w:rStyle w:val="VerbatimChar"/>
-                <w:rFonts w:eastAsia="Cambria" w:cs=""/>
-                <w:kern w:val="0"/>
-                <w:szCs w:val="24"/>
-                <w:lang w:val="en-US" w:eastAsia="en-US" w:bidi="ar-SA"/>
-              </w:rPr>
-              <w:t>freeze_trace</w:t>
-            </w:r>
-            <w:r>
-              <w:rPr>
-                <w:rFonts w:eastAsia="Cambria" w:cs=""/>
-                <w:kern w:val="0"/>
-                <w:sz w:val="24"/>
-                <w:szCs w:val="24"/>
-                <w:lang w:val="en-US" w:eastAsia="en-US" w:bidi="ar-SA"/>
-              </w:rPr>
-              <w:t xml:space="preserve"> (latch), </w:t>
-            </w:r>
-            <w:r>
-              <w:rPr>
-                <w:rStyle w:val="VerbatimChar"/>
-                <w:rFonts w:eastAsia="Cambria" w:cs=""/>
-                <w:kern w:val="0"/>
-                <w:szCs w:val="24"/>
-                <w:lang w:val="en-US" w:eastAsia="en-US" w:bidi="ar-SA"/>
-              </w:rPr>
-              <w:t>soft_reset</w:t>
+              <w:t>chargen_regs.GO</w:t>
             </w:r>
           </w:p>
         </w:tc>
@@ -8753,7 +9118,7 @@
         <w:spacing w:before="280" w:after="80"/>
         <w:rPr/>
       </w:pPr>
-      <w:bookmarkStart w:id="43" w:name="__RefHeading___Toc3353_2919071432"/>
+      <w:bookmarkStart w:id="43" w:name="__RefHeading___Toc3440_461526705"/>
       <w:bookmarkStart w:id="44" w:name="X2f348cdae3cb7c6781b680e09a3383c453e85ad"/>
       <w:bookmarkEnd w:id="43"/>
       <w:r>
@@ -9600,7 +9965,7 @@
         <w:spacing w:before="280" w:after="80"/>
         <w:rPr/>
       </w:pPr>
-      <w:bookmarkStart w:id="46" w:name="__RefHeading___Toc3355_2919071432"/>
+      <w:bookmarkStart w:id="46" w:name="__RefHeading___Toc3442_461526705"/>
       <w:bookmarkStart w:id="47" w:name="the-dfi-tail"/>
       <w:bookmarkEnd w:id="46"/>
       <w:r>
@@ -9812,7 +10177,7 @@
         <w:spacing w:before="280" w:after="80"/>
         <w:rPr/>
       </w:pPr>
-      <w:bookmarkStart w:id="48" w:name="__RefHeading___Toc3357_2919071432"/>
+      <w:bookmarkStart w:id="48" w:name="__RefHeading___Toc3444_461526705"/>
       <w:bookmarkStart w:id="49" w:name="observability-and-one-honest-compromise"/>
       <w:bookmarkEnd w:id="48"/>
       <w:r>
@@ -9994,7 +10359,7 @@
         <w:spacing w:before="280" w:after="80"/>
         <w:rPr/>
       </w:pPr>
-      <w:bookmarkStart w:id="50" w:name="__RefHeading___Toc3359_2919071432"/>
+      <w:bookmarkStart w:id="50" w:name="__RefHeading___Toc3446_461526705"/>
       <w:bookmarkStart w:id="51" w:name="X5c1997e1f147bdbffb1893dedfff2b2c91c2962"/>
       <w:bookmarkEnd w:id="50"/>
       <w:r>
@@ -10233,6 +10598,9 @@
       </w:r>
       <w:bookmarkEnd w:id="52"/>
       <w:bookmarkEnd w:id="53"/>
+      <w:r>
+        <w:br w:type="page"/>
+      </w:r>
     </w:p>
     <w:p>
       <w:pPr>
@@ -10241,7 +10609,7 @@
         <w:spacing w:before="360" w:after="120"/>
         <w:rPr/>
       </w:pPr>
-      <w:bookmarkStart w:id="54" w:name="__RefHeading___Toc3361_2919071432"/>
+      <w:bookmarkStart w:id="54" w:name="__RefHeading___Toc3448_461526705"/>
       <w:bookmarkStart w:id="55" w:name="one-harness-five-targets"/>
       <w:bookmarkEnd w:id="54"/>
       <w:r>
@@ -10272,7 +10640,7 @@
         <w:spacing w:before="280" w:after="80"/>
         <w:rPr/>
       </w:pPr>
-      <w:bookmarkStart w:id="56" w:name="__RefHeading___Toc3363_2919071432"/>
+      <w:bookmarkStart w:id="56" w:name="__RefHeading___Toc3450_461526705"/>
       <w:bookmarkStart w:id="57" w:name="the-short-answer"/>
       <w:bookmarkEnd w:id="56"/>
       <w:r>
@@ -10311,7 +10679,20 @@
         <w:rPr>
           <w:sz w:val="20"/>
         </w:rPr>
-        <w:t xml:space="preserve"> There is one copy of the engine spine, the CSR block, the DFI delays and the displays, in </w:t>
+        <w:t xml:space="preserve"> There is one copy of the engine spine, the CSR block, the DFI delays and the LED driver, in </w:t>
+      </w:r>
+      <w:r>
+        <w:rPr>
+          <w:rStyle w:val="VerbatimChar"/>
+          <w:sz w:val="20"/>
+        </w:rPr>
+        <w:t>projects/fpga-systems/rtl/mem_char_framework/rtl/</w:t>
+      </w:r>
+      <w:r>
+        <w:rPr>
+          <w:sz w:val="20"/>
+        </w:rPr>
+        <w:t xml:space="preserve"> (shared with the LiteDRAM flow), plus the pumice macro, the DFI-to-PHY adapter, the PHY stub and the 7-segment driver in </w:t>
       </w:r>
       <w:r>
         <w:rPr>
@@ -10358,7 +10739,7 @@
         <w:spacing w:before="200" w:after="80"/>
         <w:rPr/>
       </w:pPr>
-      <w:bookmarkStart w:id="58" w:name="__RefHeading___Toc3365_2919071432"/>
+      <w:bookmarkStart w:id="58" w:name="__RefHeading___Toc3452_461526705"/>
       <w:bookmarkStart w:id="59" w:name="Xa501462bbadb0244342c2629e1a1a706d9d1337"/>
       <w:bookmarkStart w:id="60" w:name="_Fig_3_One_harness_source__"/>
       <w:bookmarkEnd w:id="58"/>
@@ -10391,7 +10772,7 @@
         <w:rPr/>
         <w:drawing>
           <wp:inline distT="0" distB="0" distL="0" distR="0">
-            <wp:extent cx="5334000" cy="2150745"/>
+            <wp:extent cx="5334000" cy="3380740"/>
             <wp:effectExtent l="0" t="0" r="0" b="0"/>
             <wp:docPr id="14" name="Image3" descr="One harness source, five targets. The harness RTL is the constant."/>
             <wp:cNvGraphicFramePr>
@@ -10415,7 +10796,7 @@
                   <pic:spPr bwMode="auto">
                     <a:xfrm>
                       <a:off x="0" y="0"/>
-                      <a:ext cx="5334000" cy="2150745"/>
+                      <a:ext cx="5334000" cy="3380740"/>
                     </a:xfrm>
                     <a:prstGeom prst="rect">
                       <a:avLst/>
@@ -10477,7 +10858,7 @@
         <w:spacing w:before="280" w:after="80"/>
         <w:rPr/>
       </w:pPr>
-      <w:bookmarkStart w:id="61" w:name="__RefHeading___Toc3367_2919071432"/>
+      <w:bookmarkStart w:id="61" w:name="__RefHeading___Toc3454_461526705"/>
       <w:bookmarkStart w:id="62" w:name="the-five-targets"/>
       <w:bookmarkEnd w:id="61"/>
       <w:r>
@@ -11494,7 +11875,7 @@
         <w:spacing w:before="280" w:after="80"/>
         <w:rPr/>
       </w:pPr>
-      <w:bookmarkStart w:id="64" w:name="__RefHeading___Toc3369_2919071432"/>
+      <w:bookmarkStart w:id="64" w:name="__RefHeading___Toc3456_461526705"/>
       <w:bookmarkStart w:id="65" w:name="X0e4a50a07f5c663f87181f079e32e6f22d52144"/>
       <w:bookmarkEnd w:id="64"/>
       <w:r>
@@ -11704,7 +12085,7 @@
         <w:spacing w:before="280" w:after="80"/>
         <w:rPr/>
       </w:pPr>
-      <w:bookmarkStart w:id="66" w:name="__RefHeading___Toc3371_2919071432"/>
+      <w:bookmarkStart w:id="66" w:name="__RefHeading___Toc3458_461526705"/>
       <w:bookmarkStart w:id="67" w:name="X74c64a4fe1f8b34d28ccd538c21bf5df738d457"/>
       <w:bookmarkEnd w:id="66"/>
       <w:r>
@@ -12053,7 +12434,7 @@
         <w:spacing w:before="280" w:after="80"/>
         <w:rPr/>
       </w:pPr>
-      <w:bookmarkStart w:id="68" w:name="__RefHeading___Toc3373_2919071432"/>
+      <w:bookmarkStart w:id="68" w:name="__RefHeading___Toc3460_461526705"/>
       <w:bookmarkStart w:id="69" w:name="the-simulation-twin"/>
       <w:bookmarkEnd w:id="68"/>
       <w:r>
@@ -12169,7 +12550,7 @@
         <w:spacing w:before="280" w:after="80"/>
         <w:rPr/>
       </w:pPr>
-      <w:bookmarkStart w:id="70" w:name="__RefHeading___Toc3375_2919071432"/>
+      <w:bookmarkStart w:id="70" w:name="__RefHeading___Toc3462_461526705"/>
       <w:bookmarkStart w:id="71" w:name="X0b145c7a26c0f39d415f241d02ad825503a0a12"/>
       <w:bookmarkEnd w:id="70"/>
       <w:r>
@@ -12233,7 +12614,7 @@
         <w:spacing w:before="280" w:after="80"/>
         <w:rPr/>
       </w:pPr>
-      <w:bookmarkStart w:id="72" w:name="__RefHeading___Toc3377_2919071432"/>
+      <w:bookmarkStart w:id="72" w:name="__RefHeading___Toc3464_461526705"/>
       <w:bookmarkStart w:id="73" w:name="X45fcae6a0c7e99e2a7b3304f65c736455825309"/>
       <w:bookmarkEnd w:id="72"/>
       <w:r>
@@ -12929,6 +13310,9 @@
       </w:r>
       <w:bookmarkEnd w:id="75"/>
       <w:bookmarkEnd w:id="76"/>
+      <w:r>
+        <w:br w:type="page"/>
+      </w:r>
     </w:p>
     <w:p>
       <w:pPr>
@@ -12937,7 +13321,7 @@
         <w:spacing w:before="360" w:after="120"/>
         <w:rPr/>
       </w:pPr>
-      <w:bookmarkStart w:id="77" w:name="__RefHeading___Toc3379_2919071432"/>
+      <w:bookmarkStart w:id="77" w:name="__RefHeading___Toc3466_461526705"/>
       <w:bookmarkStart w:id="78" w:name="host-tools-and-flow"/>
       <w:bookmarkEnd w:id="77"/>
       <w:r>
@@ -12968,7 +13352,7 @@
         <w:spacing w:before="280" w:after="80"/>
         <w:rPr/>
       </w:pPr>
-      <w:bookmarkStart w:id="79" w:name="__RefHeading___Toc3381_2919071432"/>
+      <w:bookmarkStart w:id="79" w:name="__RefHeading___Toc3468_461526705"/>
       <w:bookmarkStart w:id="80" w:name="the-shared-transport"/>
       <w:bookmarkEnd w:id="79"/>
       <w:r>
@@ -13570,7 +13954,7 @@
         <w:spacing w:before="280" w:after="80"/>
         <w:rPr/>
       </w:pPr>
-      <w:bookmarkStart w:id="82" w:name="__RefHeading___Toc3383_2919071432"/>
+      <w:bookmarkStart w:id="82" w:name="__RefHeading___Toc3470_461526705"/>
       <w:bookmarkStart w:id="83" w:name="from-a-command-to-a-number"/>
       <w:bookmarkEnd w:id="82"/>
       <w:r>
@@ -13598,7 +13982,7 @@
         <w:spacing w:before="200" w:after="80"/>
         <w:rPr/>
       </w:pPr>
-      <w:bookmarkStart w:id="84" w:name="__RefHeading___Toc3385_2919071432"/>
+      <w:bookmarkStart w:id="84" w:name="__RefHeading___Toc3472_461526705"/>
       <w:bookmarkStart w:id="85" w:name="X71475cd112b82a14285547438a9004a5b92106f"/>
       <w:bookmarkStart w:id="86" w:name="_Fig_4_From_host_command_to"/>
       <w:bookmarkEnd w:id="84"/>
@@ -13631,7 +14015,7 @@
         <w:rPr/>
         <w:drawing>
           <wp:inline distT="0" distB="0" distL="0" distR="0">
-            <wp:extent cx="5334000" cy="4991735"/>
+            <wp:extent cx="5334000" cy="3446780"/>
             <wp:effectExtent l="0" t="0" r="0" b="0"/>
             <wp:docPr id="17" name="Image4" descr="From host command to a row of the CSV"/>
             <wp:cNvGraphicFramePr>
@@ -13655,7 +14039,7 @@
                   <pic:spPr bwMode="auto">
                     <a:xfrm>
                       <a:off x="0" y="0"/>
-                      <a:ext cx="5334000" cy="4991735"/>
+                      <a:ext cx="5334000" cy="3446780"/>
                     </a:xfrm>
                     <a:prstGeom prst="rect">
                       <a:avLst/>
@@ -13731,7 +14115,7 @@
         <w:spacing w:before="280" w:after="80"/>
         <w:rPr/>
       </w:pPr>
-      <w:bookmarkStart w:id="89" w:name="__RefHeading___Toc3387_2919071432"/>
+      <w:bookmarkStart w:id="89" w:name="__RefHeading___Toc3474_461526705"/>
       <w:bookmarkStart w:id="90" w:name="step-1-bring-up-once-per-bitstream"/>
       <w:bookmarkEnd w:id="89"/>
       <w:r>
@@ -14286,7 +14670,7 @@
         <w:spacing w:before="280" w:after="80"/>
         <w:rPr/>
       </w:pPr>
-      <w:bookmarkStart w:id="92" w:name="__RefHeading___Toc3389_2919071432"/>
+      <w:bookmarkStart w:id="92" w:name="__RefHeading___Toc3476_461526705"/>
       <w:bookmarkStart w:id="93" w:name="Xb9d29f6da6727400ba76c2fbe39518f11ffd3d8"/>
       <w:bookmarkEnd w:id="92"/>
       <w:r>
@@ -14324,20 +14708,20 @@
         <w:rPr>
           <w:sz w:val="20"/>
         </w:rPr>
-        <w:t xml:space="preserve"> writes every CSR that defines a measurement point: JEDEC timings, page policy, bank span, burst length, address mapping. Then </w:t>
+        <w:t xml:space="preserve"> writes every CSR that defines a measurement point: JEDEC timings, page policy, bank span, burst length, address mapping. Then a single write to </w:t>
       </w:r>
       <w:r>
         <w:rPr>
           <w:rStyle w:val="VerbatimChar"/>
           <w:sz w:val="20"/>
         </w:rPr>
-        <w:t>harness_csr.CTRL</w:t>
-      </w:r>
-      <w:r>
-        <w:rPr>
-          <w:sz w:val="20"/>
-        </w:rPr>
-        <w:t xml:space="preserve"> releases the generators, they run until their transaction budgets are spent, and the instruments count in hardware while they do.</w:t>
+        <w:t>chargen_regs.GO</w:t>
+      </w:r>
+      <w:r>
+        <w:rPr>
+          <w:sz w:val="20"/>
+        </w:rPr>
+        <w:t xml:space="preserve"> releases the generators on one cycle, they run until their transaction budgets are spent, and the instruments count in hardware while they do.</w:t>
       </w:r>
     </w:p>
     <w:p>
@@ -14424,7 +14808,7 @@
         <w:spacing w:before="280" w:after="80"/>
         <w:rPr/>
       </w:pPr>
-      <w:bookmarkStart w:id="94" w:name="__RefHeading___Toc3391_2919071432"/>
+      <w:bookmarkStart w:id="94" w:name="__RefHeading___Toc3478_461526705"/>
       <w:bookmarkStart w:id="95" w:name="Xa13900eeadb24c1a45dcf911dfa48955fe21a24"/>
       <w:bookmarkEnd w:id="94"/>
       <w:r>
@@ -14555,7 +14939,7 @@
         <w:spacing w:before="280" w:after="80"/>
         <w:rPr/>
       </w:pPr>
-      <w:bookmarkStart w:id="96" w:name="__RefHeading___Toc3393_2919071432"/>
+      <w:bookmarkStart w:id="96" w:name="__RefHeading___Toc3480_461526705"/>
       <w:bookmarkStart w:id="97" w:name="Xf975b625000259b5321307699f03e7734967f9d"/>
       <w:bookmarkEnd w:id="96"/>
       <w:r>
@@ -14645,7 +15029,7 @@
         <w:spacing w:before="280" w:after="80"/>
         <w:rPr/>
       </w:pPr>
-      <w:bookmarkStart w:id="98" w:name="__RefHeading___Toc3395_2919071432"/>
+      <w:bookmarkStart w:id="98" w:name="__RefHeading___Toc3482_461526705"/>
       <w:bookmarkStart w:id="99" w:name="one-program-two-targets"/>
       <w:bookmarkEnd w:id="98"/>
       <w:r>
@@ -14756,7 +15140,7 @@
         <w:spacing w:before="280" w:after="80"/>
         <w:rPr/>
       </w:pPr>
-      <w:bookmarkStart w:id="100" w:name="__RefHeading___Toc3397_2919071432"/>
+      <w:bookmarkStart w:id="100" w:name="__RefHeading___Toc3484_461526705"/>
       <w:bookmarkStart w:id="101" w:name="the-bench-programs-worth-knowing"/>
       <w:bookmarkEnd w:id="100"/>
       <w:r>
@@ -15480,7 +15864,7 @@
           </w:r>
           <w:r>
             <w:rPr/>
-            <w:t>27</w:t>
+            <w:t>29</w:t>
           </w:r>
           <w:r>
             <w:rPr/>
@@ -15507,7 +15891,7 @@
           </w:r>
           <w:r>
             <w:rPr/>
-            <w:t>27</w:t>
+            <w:t>29</w:t>
           </w:r>
           <w:r>
             <w:rPr/>
@@ -15627,7 +16011,7 @@
           </w:r>
           <w:r>
             <w:rPr/>
-            <w:t>27</w:t>
+            <w:t>29</w:t>
           </w:r>
           <w:r>
             <w:rPr/>
@@ -15654,7 +16038,7 @@
           </w:r>
           <w:r>
             <w:rPr/>
-            <w:t>27</w:t>
+            <w:t>29</w:t>
           </w:r>
           <w:r>
             <w:rPr/>

--- a/projects/fpga-systems/NexysA7/mem-ctrl-ip-ddr2/docs/Pumice_FPGA_System_v1.0.docx
+++ b/projects/fpga-systems/NexysA7/mem-ctrl-ip-ddr2/docs/Pumice_FPGA_System_v1.0.docx
@@ -160,7 +160,7 @@
             </w:rPr>
             <w:fldChar w:fldCharType="separate"/>
           </w:r>
-          <w:hyperlink w:anchor="__RefHeading___Toc3406_461526705">
+          <w:hyperlink w:anchor="__RefHeading___Toc3410_323498848">
             <w:r>
               <w:rPr>
                 <w:webHidden/>
@@ -181,7 +181,7 @@
             </w:tabs>
             <w:rPr/>
           </w:pPr>
-          <w:hyperlink w:anchor="__RefHeading___Toc3408_461526705">
+          <w:hyperlink w:anchor="__RefHeading___Toc3412_323498848">
             <w:r>
               <w:rPr>
                 <w:webHidden/>
@@ -202,7 +202,7 @@
             </w:tabs>
             <w:rPr/>
           </w:pPr>
-          <w:hyperlink w:anchor="__RefHeading___Toc3410_461526705">
+          <w:hyperlink w:anchor="__RefHeading___Toc3414_323498848">
             <w:r>
               <w:rPr>
                 <w:webHidden/>
@@ -223,7 +223,7 @@
             </w:tabs>
             <w:rPr/>
           </w:pPr>
-          <w:hyperlink w:anchor="__RefHeading___Toc3412_461526705">
+          <w:hyperlink w:anchor="__RefHeading___Toc3416_323498848">
             <w:r>
               <w:rPr>
                 <w:webHidden/>
@@ -244,7 +244,7 @@
             </w:tabs>
             <w:rPr/>
           </w:pPr>
-          <w:hyperlink w:anchor="__RefHeading___Toc3414_461526705">
+          <w:hyperlink w:anchor="__RefHeading___Toc3418_323498848">
             <w:r>
               <w:rPr>
                 <w:webHidden/>
@@ -265,7 +265,7 @@
             </w:tabs>
             <w:rPr/>
           </w:pPr>
-          <w:hyperlink w:anchor="__RefHeading___Toc3416_461526705">
+          <w:hyperlink w:anchor="__RefHeading___Toc3420_323498848">
             <w:r>
               <w:rPr>
                 <w:webHidden/>
@@ -286,7 +286,7 @@
             </w:tabs>
             <w:rPr/>
           </w:pPr>
-          <w:hyperlink w:anchor="__RefHeading___Toc3418_461526705">
+          <w:hyperlink w:anchor="__RefHeading___Toc3422_323498848">
             <w:r>
               <w:rPr>
                 <w:webHidden/>
@@ -307,7 +307,7 @@
             </w:tabs>
             <w:rPr/>
           </w:pPr>
-          <w:hyperlink w:anchor="__RefHeading___Toc3420_461526705">
+          <w:hyperlink w:anchor="__RefHeading___Toc3424_323498848">
             <w:r>
               <w:rPr>
                 <w:webHidden/>
@@ -328,7 +328,7 @@
             </w:tabs>
             <w:rPr/>
           </w:pPr>
-          <w:hyperlink w:anchor="__RefHeading___Toc3422_461526705">
+          <w:hyperlink w:anchor="__RefHeading___Toc3426_323498848">
             <w:r>
               <w:rPr>
                 <w:webHidden/>
@@ -349,7 +349,7 @@
             </w:tabs>
             <w:rPr/>
           </w:pPr>
-          <w:hyperlink w:anchor="__RefHeading___Toc3424_461526705">
+          <w:hyperlink w:anchor="__RefHeading___Toc3428_323498848">
             <w:r>
               <w:rPr>
                 <w:webHidden/>
@@ -370,7 +370,7 @@
             </w:tabs>
             <w:rPr/>
           </w:pPr>
-          <w:hyperlink w:anchor="__RefHeading___Toc3426_461526705">
+          <w:hyperlink w:anchor="__RefHeading___Toc3430_323498848">
             <w:r>
               <w:rPr>
                 <w:webHidden/>
@@ -391,7 +391,7 @@
             </w:tabs>
             <w:rPr/>
           </w:pPr>
-          <w:hyperlink w:anchor="__RefHeading___Toc3428_461526705">
+          <w:hyperlink w:anchor="__RefHeading___Toc3432_323498848">
             <w:r>
               <w:rPr>
                 <w:webHidden/>
@@ -412,7 +412,7 @@
             </w:tabs>
             <w:rPr/>
           </w:pPr>
-          <w:hyperlink w:anchor="__RefHeading___Toc3430_461526705">
+          <w:hyperlink w:anchor="__RefHeading___Toc3434_323498848">
             <w:r>
               <w:rPr>
                 <w:webHidden/>
@@ -433,7 +433,7 @@
             </w:tabs>
             <w:rPr/>
           </w:pPr>
-          <w:hyperlink w:anchor="__RefHeading___Toc3432_461526705">
+          <w:hyperlink w:anchor="__RefHeading___Toc3436_323498848">
             <w:r>
               <w:rPr>
                 <w:webHidden/>
@@ -454,7 +454,7 @@
             </w:tabs>
             <w:rPr/>
           </w:pPr>
-          <w:hyperlink w:anchor="__RefHeading___Toc3434_461526705">
+          <w:hyperlink w:anchor="__RefHeading___Toc3438_323498848">
             <w:r>
               <w:rPr>
                 <w:webHidden/>
@@ -475,7 +475,7 @@
             </w:tabs>
             <w:rPr/>
           </w:pPr>
-          <w:hyperlink w:anchor="__RefHeading___Toc3436_461526705">
+          <w:hyperlink w:anchor="__RefHeading___Toc3440_323498848">
             <w:r>
               <w:rPr>
                 <w:webHidden/>
@@ -496,7 +496,7 @@
             </w:tabs>
             <w:rPr/>
           </w:pPr>
-          <w:hyperlink w:anchor="__RefHeading___Toc3438_461526705">
+          <w:hyperlink w:anchor="__RefHeading___Toc3442_323498848">
             <w:r>
               <w:rPr>
                 <w:webHidden/>
@@ -517,7 +517,7 @@
             </w:tabs>
             <w:rPr/>
           </w:pPr>
-          <w:hyperlink w:anchor="__RefHeading___Toc3440_461526705">
+          <w:hyperlink w:anchor="__RefHeading___Toc3444_323498848">
             <w:r>
               <w:rPr>
                 <w:webHidden/>
@@ -525,7 +525,7 @@
               </w:rPr>
               <w:t>3.4 The engine spine, and why it is a separate block</w:t>
               <w:tab/>
-              <w:t>17</w:t>
+              <w:t>18</w:t>
             </w:r>
           </w:hyperlink>
         </w:p>
@@ -538,7 +538,7 @@
             </w:tabs>
             <w:rPr/>
           </w:pPr>
-          <w:hyperlink w:anchor="__RefHeading___Toc3442_461526705">
+          <w:hyperlink w:anchor="__RefHeading___Toc3446_323498848">
             <w:r>
               <w:rPr>
                 <w:webHidden/>
@@ -546,7 +546,7 @@
               </w:rPr>
               <w:t>3.5 The DFI tail</w:t>
               <w:tab/>
-              <w:t>18</w:t>
+              <w:t>19</w:t>
             </w:r>
           </w:hyperlink>
         </w:p>
@@ -559,7 +559,7 @@
             </w:tabs>
             <w:rPr/>
           </w:pPr>
-          <w:hyperlink w:anchor="__RefHeading___Toc3444_461526705">
+          <w:hyperlink w:anchor="__RefHeading___Toc3448_323498848">
             <w:r>
               <w:rPr>
                 <w:webHidden/>
@@ -580,7 +580,7 @@
             </w:tabs>
             <w:rPr/>
           </w:pPr>
-          <w:hyperlink w:anchor="__RefHeading___Toc3446_461526705">
+          <w:hyperlink w:anchor="__RefHeading___Toc3450_323498848">
             <w:r>
               <w:rPr>
                 <w:webHidden/>
@@ -588,7 +588,7 @@
               </w:rPr>
               <w:t>3.7 Why the APB CDC is an async FIFO and not a handshake</w:t>
               <w:tab/>
-              <w:t>19</w:t>
+              <w:t>20</w:t>
             </w:r>
           </w:hyperlink>
         </w:p>
@@ -601,7 +601,7 @@
             </w:tabs>
             <w:rPr/>
           </w:pPr>
-          <w:hyperlink w:anchor="__RefHeading___Toc3448_461526705">
+          <w:hyperlink w:anchor="__RefHeading___Toc3452_323498848">
             <w:r>
               <w:rPr>
                 <w:webHidden/>
@@ -622,7 +622,7 @@
             </w:tabs>
             <w:rPr/>
           </w:pPr>
-          <w:hyperlink w:anchor="__RefHeading___Toc3450_461526705">
+          <w:hyperlink w:anchor="__RefHeading___Toc3454_323498848">
             <w:r>
               <w:rPr>
                 <w:webHidden/>
@@ -643,7 +643,7 @@
             </w:tabs>
             <w:rPr/>
           </w:pPr>
-          <w:hyperlink w:anchor="__RefHeading___Toc3452_461526705">
+          <w:hyperlink w:anchor="__RefHeading___Toc3456_323498848">
             <w:r>
               <w:rPr>
                 <w:webHidden/>
@@ -664,7 +664,7 @@
             </w:tabs>
             <w:rPr/>
           </w:pPr>
-          <w:hyperlink w:anchor="__RefHeading___Toc3454_461526705">
+          <w:hyperlink w:anchor="__RefHeading___Toc3458_323498848">
             <w:r>
               <w:rPr>
                 <w:webHidden/>
@@ -685,7 +685,7 @@
             </w:tabs>
             <w:rPr/>
           </w:pPr>
-          <w:hyperlink w:anchor="__RefHeading___Toc3456_461526705">
+          <w:hyperlink w:anchor="__RefHeading___Toc3460_323498848">
             <w:r>
               <w:rPr>
                 <w:webHidden/>
@@ -706,7 +706,7 @@
             </w:tabs>
             <w:rPr/>
           </w:pPr>
-          <w:hyperlink w:anchor="__RefHeading___Toc3458_461526705">
+          <w:hyperlink w:anchor="__RefHeading___Toc3462_323498848">
             <w:r>
               <w:rPr>
                 <w:webHidden/>
@@ -727,7 +727,7 @@
             </w:tabs>
             <w:rPr/>
           </w:pPr>
-          <w:hyperlink w:anchor="__RefHeading___Toc3460_461526705">
+          <w:hyperlink w:anchor="__RefHeading___Toc3464_323498848">
             <w:r>
               <w:rPr>
                 <w:webHidden/>
@@ -748,7 +748,7 @@
             </w:tabs>
             <w:rPr/>
           </w:pPr>
-          <w:hyperlink w:anchor="__RefHeading___Toc3462_461526705">
+          <w:hyperlink w:anchor="__RefHeading___Toc3466_323498848">
             <w:r>
               <w:rPr>
                 <w:webHidden/>
@@ -769,7 +769,7 @@
             </w:tabs>
             <w:rPr/>
           </w:pPr>
-          <w:hyperlink w:anchor="__RefHeading___Toc3464_461526705">
+          <w:hyperlink w:anchor="__RefHeading___Toc3468_323498848">
             <w:r>
               <w:rPr>
                 <w:webHidden/>
@@ -790,7 +790,7 @@
             </w:tabs>
             <w:rPr/>
           </w:pPr>
-          <w:hyperlink w:anchor="__RefHeading___Toc3466_461526705">
+          <w:hyperlink w:anchor="__RefHeading___Toc3470_323498848">
             <w:r>
               <w:rPr>
                 <w:webHidden/>
@@ -811,7 +811,7 @@
             </w:tabs>
             <w:rPr/>
           </w:pPr>
-          <w:hyperlink w:anchor="__RefHeading___Toc3468_461526705">
+          <w:hyperlink w:anchor="__RefHeading___Toc3472_323498848">
             <w:r>
               <w:rPr>
                 <w:webHidden/>
@@ -832,7 +832,7 @@
             </w:tabs>
             <w:rPr/>
           </w:pPr>
-          <w:hyperlink w:anchor="__RefHeading___Toc3470_461526705">
+          <w:hyperlink w:anchor="__RefHeading___Toc3474_323498848">
             <w:r>
               <w:rPr>
                 <w:webHidden/>
@@ -853,7 +853,7 @@
             </w:tabs>
             <w:rPr/>
           </w:pPr>
-          <w:hyperlink w:anchor="__RefHeading___Toc3472_461526705">
+          <w:hyperlink w:anchor="__RefHeading___Toc3476_323498848">
             <w:r>
               <w:rPr>
                 <w:webHidden/>
@@ -874,7 +874,7 @@
             </w:tabs>
             <w:rPr/>
           </w:pPr>
-          <w:hyperlink w:anchor="__RefHeading___Toc3474_461526705">
+          <w:hyperlink w:anchor="__RefHeading___Toc3478_323498848">
             <w:r>
               <w:rPr>
                 <w:webHidden/>
@@ -895,7 +895,7 @@
             </w:tabs>
             <w:rPr/>
           </w:pPr>
-          <w:hyperlink w:anchor="__RefHeading___Toc3476_461526705">
+          <w:hyperlink w:anchor="__RefHeading___Toc3480_323498848">
             <w:r>
               <w:rPr>
                 <w:webHidden/>
@@ -916,7 +916,7 @@
             </w:tabs>
             <w:rPr/>
           </w:pPr>
-          <w:hyperlink w:anchor="__RefHeading___Toc3478_461526705">
+          <w:hyperlink w:anchor="__RefHeading___Toc3482_323498848">
             <w:r>
               <w:rPr>
                 <w:webHidden/>
@@ -937,7 +937,7 @@
             </w:tabs>
             <w:rPr/>
           </w:pPr>
-          <w:hyperlink w:anchor="__RefHeading___Toc3480_461526705">
+          <w:hyperlink w:anchor="__RefHeading___Toc3484_323498848">
             <w:r>
               <w:rPr>
                 <w:webHidden/>
@@ -958,7 +958,7 @@
             </w:tabs>
             <w:rPr/>
           </w:pPr>
-          <w:hyperlink w:anchor="__RefHeading___Toc3482_461526705">
+          <w:hyperlink w:anchor="__RefHeading___Toc3486_323498848">
             <w:r>
               <w:rPr>
                 <w:webHidden/>
@@ -979,7 +979,7 @@
             </w:tabs>
             <w:rPr/>
           </w:pPr>
-          <w:hyperlink w:anchor="__RefHeading___Toc3484_461526705">
+          <w:hyperlink w:anchor="__RefHeading___Toc3488_323498848">
             <w:r>
               <w:rPr>
                 <w:webHidden/>
@@ -2201,7 +2201,7 @@
         <w:spacing w:before="360" w:after="120"/>
         <w:rPr/>
       </w:pPr>
-      <w:bookmarkStart w:id="0" w:name="__RefHeading___Toc3406_461526705"/>
+      <w:bookmarkStart w:id="0" w:name="__RefHeading___Toc3410_323498848"/>
       <w:bookmarkStart w:id="1" w:name="document-information"/>
       <w:bookmarkEnd w:id="0"/>
       <w:r>
@@ -2831,7 +2831,7 @@
         <w:spacing w:before="280" w:after="80"/>
         <w:rPr/>
       </w:pPr>
-      <w:bookmarkStart w:id="3" w:name="__RefHeading___Toc3408_461526705"/>
+      <w:bookmarkStart w:id="3" w:name="__RefHeading___Toc3412_323498848"/>
       <w:bookmarkEnd w:id="3"/>
       <w:r>
         <w:rPr>
@@ -3487,7 +3487,7 @@
         <w:spacing w:before="280" w:after="80"/>
         <w:rPr/>
       </w:pPr>
-      <w:bookmarkStart w:id="5" w:name="__RefHeading___Toc3410_461526705"/>
+      <w:bookmarkStart w:id="5" w:name="__RefHeading___Toc3414_323498848"/>
       <w:bookmarkEnd w:id="5"/>
       <w:r>
         <w:rPr>
@@ -3643,7 +3643,7 @@
         <w:spacing w:before="280" w:after="80"/>
         <w:rPr/>
       </w:pPr>
-      <w:bookmarkStart w:id="6" w:name="__RefHeading___Toc3412_461526705"/>
+      <w:bookmarkStart w:id="6" w:name="__RefHeading___Toc3416_323498848"/>
       <w:bookmarkEnd w:id="6"/>
       <w:r>
         <w:rPr>
@@ -3957,7 +3957,7 @@
         <w:spacing w:before="280" w:after="80"/>
         <w:rPr/>
       </w:pPr>
-      <w:bookmarkStart w:id="9" w:name="__RefHeading___Toc3414_461526705"/>
+      <w:bookmarkStart w:id="9" w:name="__RefHeading___Toc3418_323498848"/>
       <w:bookmarkEnd w:id="9"/>
       <w:r>
         <w:rPr>
@@ -4152,7 +4152,7 @@
         <w:spacing w:before="360" w:after="120"/>
         <w:rPr/>
       </w:pPr>
-      <w:bookmarkStart w:id="11" w:name="__RefHeading___Toc3416_461526705"/>
+      <w:bookmarkStart w:id="11" w:name="__RefHeading___Toc3420_323498848"/>
       <w:bookmarkStart w:id="12" w:name="the-system"/>
       <w:bookmarkEnd w:id="11"/>
       <w:r>
@@ -4183,7 +4183,7 @@
         <w:spacing w:before="280" w:after="80"/>
         <w:rPr/>
       </w:pPr>
-      <w:bookmarkStart w:id="13" w:name="__RefHeading___Toc3418_461526705"/>
+      <w:bookmarkStart w:id="13" w:name="__RefHeading___Toc3422_323498848"/>
       <w:bookmarkStart w:id="14" w:name="what-is-on-the-bench"/>
       <w:bookmarkEnd w:id="13"/>
       <w:r>
@@ -4249,7 +4249,7 @@
         <w:spacing w:before="200" w:after="80"/>
         <w:rPr/>
       </w:pPr>
-      <w:bookmarkStart w:id="15" w:name="__RefHeading___Toc3420_461526705"/>
+      <w:bookmarkStart w:id="15" w:name="__RefHeading___Toc3424_323498848"/>
       <w:bookmarkStart w:id="16" w:name="figure-1.1-the-bench"/>
       <w:bookmarkStart w:id="17" w:name="_Fig_1_The_bench"/>
       <w:bookmarkEnd w:id="15"/>
@@ -4368,7 +4368,7 @@
         <w:spacing w:before="280" w:after="80"/>
         <w:rPr/>
       </w:pPr>
-      <w:bookmarkStart w:id="18" w:name="__RefHeading___Toc3422_461526705"/>
+      <w:bookmarkStart w:id="18" w:name="__RefHeading___Toc3426_323498848"/>
       <w:bookmarkStart w:id="19" w:name="the-board-and-the-part"/>
       <w:bookmarkEnd w:id="18"/>
       <w:r>
@@ -5072,7 +5072,7 @@
         <w:spacing w:before="280" w:after="80"/>
         <w:rPr/>
       </w:pPr>
-      <w:bookmarkStart w:id="21" w:name="__RefHeading___Toc3424_461526705"/>
+      <w:bookmarkStart w:id="21" w:name="__RefHeading___Toc3428_323498848"/>
       <w:bookmarkStart w:id="22" w:name="the-single-usb-connector"/>
       <w:bookmarkEnd w:id="21"/>
       <w:r>
@@ -5201,7 +5201,7 @@
         <w:spacing w:before="280" w:after="80"/>
         <w:rPr/>
       </w:pPr>
-      <w:bookmarkStart w:id="24" w:name="__RefHeading___Toc3426_461526705"/>
+      <w:bookmarkStart w:id="24" w:name="__RefHeading___Toc3430_323498848"/>
       <w:bookmarkStart w:id="25" w:name="X4de8d33c9e79180850f4fe5ccac10b6499f0153"/>
       <w:bookmarkEnd w:id="24"/>
       <w:r>
@@ -5368,7 +5368,7 @@
         <w:spacing w:before="280" w:after="80"/>
         <w:rPr/>
       </w:pPr>
-      <w:bookmarkStart w:id="26" w:name="__RefHeading___Toc3428_461526705"/>
+      <w:bookmarkStart w:id="26" w:name="__RefHeading___Toc3432_323498848"/>
       <w:bookmarkStart w:id="27" w:name="X66053a0475bc99a44e13efd367962547d0af910"/>
       <w:bookmarkEnd w:id="26"/>
       <w:r>
@@ -5552,7 +5552,7 @@
         <w:spacing w:before="360" w:after="120"/>
         <w:rPr/>
       </w:pPr>
-      <w:bookmarkStart w:id="30" w:name="__RefHeading___Toc3430_461526705"/>
+      <w:bookmarkStart w:id="30" w:name="__RefHeading___Toc3434_323498848"/>
       <w:bookmarkStart w:id="31" w:name="the-harness"/>
       <w:bookmarkEnd w:id="30"/>
       <w:r>
@@ -5583,7 +5583,7 @@
         <w:spacing w:before="280" w:after="80"/>
         <w:rPr/>
       </w:pPr>
-      <w:bookmarkStart w:id="32" w:name="__RefHeading___Toc3432_461526705"/>
+      <w:bookmarkStart w:id="32" w:name="__RefHeading___Toc3436_323498848"/>
       <w:bookmarkStart w:id="33" w:name="the-shape-of-it"/>
       <w:bookmarkEnd w:id="32"/>
       <w:r>
@@ -5623,7 +5623,7 @@
         <w:spacing w:before="200" w:after="80"/>
         <w:rPr/>
       </w:pPr>
-      <w:bookmarkStart w:id="34" w:name="__RefHeading___Toc3434_461526705"/>
+      <w:bookmarkStart w:id="34" w:name="__RefHeading___Toc3438_323498848"/>
       <w:bookmarkStart w:id="35" w:name="figure-2.1-the-harness-block-map"/>
       <w:bookmarkStart w:id="36" w:name="_Fig_2_The_harness_block_ma"/>
       <w:bookmarkEnd w:id="34"/>
@@ -5742,7 +5742,7 @@
         <w:spacing w:before="280" w:after="80"/>
         <w:rPr/>
       </w:pPr>
-      <w:bookmarkStart w:id="37" w:name="__RefHeading___Toc3436_461526705"/>
+      <w:bookmarkStart w:id="37" w:name="__RefHeading___Toc3440_323498848"/>
       <w:bookmarkStart w:id="38" w:name="the-host-front-end"/>
       <w:bookmarkEnd w:id="37"/>
       <w:r>
@@ -6511,7 +6511,7 @@
                 <w:szCs w:val="24"/>
                 <w:lang w:val="en-US" w:eastAsia="en-US" w:bidi="ar-SA"/>
               </w:rPr>
-              <w:t>MonBus / DFI trace ring</w:t>
+              <w:t>host-access memory; no writer on this build (the trace ring is unused, see below)</w:t>
             </w:r>
           </w:p>
         </w:tc>
@@ -6669,7 +6669,7 @@
                 <w:szCs w:val="24"/>
                 <w:lang w:val="en-US" w:eastAsia="en-US" w:bidi="ar-SA"/>
               </w:rPr>
-              <w:t>small ring for DFI command observability</w:t>
+              <w:t>placeholder for DFI command observability; no writer on this build, host access only</w:t>
             </w:r>
           </w:p>
         </w:tc>
@@ -7157,7 +7157,7 @@
         <w:spacing w:before="280" w:after="80"/>
         <w:rPr/>
       </w:pPr>
-      <w:bookmarkStart w:id="40" w:name="__RefHeading___Toc3438_461526705"/>
+      <w:bookmarkStart w:id="40" w:name="__RefHeading___Toc3442_323498848"/>
       <w:bookmarkStart w:id="41" w:name="Xbfba6edd669a733018e1e0f0f870ae4f9cf6be3"/>
       <w:bookmarkEnd w:id="40"/>
       <w:r>
@@ -9118,7 +9118,7 @@
         <w:spacing w:before="280" w:after="80"/>
         <w:rPr/>
       </w:pPr>
-      <w:bookmarkStart w:id="43" w:name="__RefHeading___Toc3440_461526705"/>
+      <w:bookmarkStart w:id="43" w:name="__RefHeading___Toc3444_323498848"/>
       <w:bookmarkStart w:id="44" w:name="X2f348cdae3cb7c6781b680e09a3383c453e85ad"/>
       <w:bookmarkEnd w:id="43"/>
       <w:r>
@@ -9486,13 +9486,23 @@
             </w:pPr>
             <w:r>
               <w:rPr>
-                <w:rFonts w:eastAsia="Cambria" w:cs=""/>
-                <w:kern w:val="0"/>
-                <w:sz w:val="24"/>
-                <w:szCs w:val="24"/>
-                <w:lang w:val="en-US" w:eastAsia="en-US" w:bidi="ar-SA"/>
-              </w:rPr>
-              <w:t>two write and two read generator blocks</w:t>
+                <w:rStyle w:val="VerbatimChar"/>
+                <w:rFonts w:eastAsia="Cambria" w:cs=""/>
+                <w:kern w:val="0"/>
+                <w:szCs w:val="24"/>
+                <w:lang w:val="en-US" w:eastAsia="en-US" w:bidi="ar-SA"/>
+              </w:rPr>
+              <w:t>NUM_GEN</w:t>
+            </w:r>
+            <w:r>
+              <w:rPr>
+                <w:rFonts w:eastAsia="Cambria" w:cs=""/>
+                <w:kern w:val="0"/>
+                <w:sz w:val="24"/>
+                <w:szCs w:val="24"/>
+                <w:lang w:val="en-US" w:eastAsia="en-US" w:bidi="ar-SA"/>
+              </w:rPr>
+              <w:t xml:space="preserve"> = 4 write and 4 read generator blocks (the default; no build overrides it)</w:t>
             </w:r>
           </w:p>
         </w:tc>
@@ -9965,7 +9975,7 @@
         <w:spacing w:before="280" w:after="80"/>
         <w:rPr/>
       </w:pPr>
-      <w:bookmarkStart w:id="46" w:name="__RefHeading___Toc3442_461526705"/>
+      <w:bookmarkStart w:id="46" w:name="__RefHeading___Toc3446_323498848"/>
       <w:bookmarkStart w:id="47" w:name="the-dfi-tail"/>
       <w:bookmarkEnd w:id="46"/>
       <w:r>
@@ -10177,7 +10187,7 @@
         <w:spacing w:before="280" w:after="80"/>
         <w:rPr/>
       </w:pPr>
-      <w:bookmarkStart w:id="48" w:name="__RefHeading___Toc3444_461526705"/>
+      <w:bookmarkStart w:id="48" w:name="__RefHeading___Toc3448_323498848"/>
       <w:bookmarkStart w:id="49" w:name="observability-and-one-honest-compromise"/>
       <w:bookmarkEnd w:id="48"/>
       <w:r>
@@ -10215,7 +10225,7 @@
         <w:rPr>
           <w:sz w:val="20"/>
         </w:rPr>
-        <w:t xml:space="preserve"> is a small AXIL ring for DFI command observability, and </w:t>
+        <w:t xml:space="preserve"> is reserved for DFI command observability but has no writer on this build – only the host reads and writes it – and </w:t>
       </w:r>
       <w:r>
         <w:rPr>
@@ -10359,7 +10369,7 @@
         <w:spacing w:before="280" w:after="80"/>
         <w:rPr/>
       </w:pPr>
-      <w:bookmarkStart w:id="50" w:name="__RefHeading___Toc3446_461526705"/>
+      <w:bookmarkStart w:id="50" w:name="__RefHeading___Toc3450_323498848"/>
       <w:bookmarkStart w:id="51" w:name="X5c1997e1f147bdbffb1893dedfff2b2c91c2962"/>
       <w:bookmarkEnd w:id="50"/>
       <w:r>
@@ -10609,7 +10619,7 @@
         <w:spacing w:before="360" w:after="120"/>
         <w:rPr/>
       </w:pPr>
-      <w:bookmarkStart w:id="54" w:name="__RefHeading___Toc3448_461526705"/>
+      <w:bookmarkStart w:id="54" w:name="__RefHeading___Toc3452_323498848"/>
       <w:bookmarkStart w:id="55" w:name="one-harness-five-targets"/>
       <w:bookmarkEnd w:id="54"/>
       <w:r>
@@ -10640,7 +10650,7 @@
         <w:spacing w:before="280" w:after="80"/>
         <w:rPr/>
       </w:pPr>
-      <w:bookmarkStart w:id="56" w:name="__RefHeading___Toc3450_461526705"/>
+      <w:bookmarkStart w:id="56" w:name="__RefHeading___Toc3454_323498848"/>
       <w:bookmarkStart w:id="57" w:name="the-short-answer"/>
       <w:bookmarkEnd w:id="56"/>
       <w:r>
@@ -10739,7 +10749,7 @@
         <w:spacing w:before="200" w:after="80"/>
         <w:rPr/>
       </w:pPr>
-      <w:bookmarkStart w:id="58" w:name="__RefHeading___Toc3452_461526705"/>
+      <w:bookmarkStart w:id="58" w:name="__RefHeading___Toc3456_323498848"/>
       <w:bookmarkStart w:id="59" w:name="Xa501462bbadb0244342c2629e1a1a706d9d1337"/>
       <w:bookmarkStart w:id="60" w:name="_Fig_3_One_harness_source__"/>
       <w:bookmarkEnd w:id="58"/>
@@ -10858,7 +10868,7 @@
         <w:spacing w:before="280" w:after="80"/>
         <w:rPr/>
       </w:pPr>
-      <w:bookmarkStart w:id="61" w:name="__RefHeading___Toc3454_461526705"/>
+      <w:bookmarkStart w:id="61" w:name="__RefHeading___Toc3458_323498848"/>
       <w:bookmarkStart w:id="62" w:name="the-five-targets"/>
       <w:bookmarkEnd w:id="61"/>
       <w:r>
@@ -11875,7 +11885,7 @@
         <w:spacing w:before="280" w:after="80"/>
         <w:rPr/>
       </w:pPr>
-      <w:bookmarkStart w:id="64" w:name="__RefHeading___Toc3456_461526705"/>
+      <w:bookmarkStart w:id="64" w:name="__RefHeading___Toc3460_323498848"/>
       <w:bookmarkStart w:id="65" w:name="X0e4a50a07f5c663f87181f079e32e6f22d52144"/>
       <w:bookmarkEnd w:id="64"/>
       <w:r>
@@ -12085,7 +12095,7 @@
         <w:spacing w:before="280" w:after="80"/>
         <w:rPr/>
       </w:pPr>
-      <w:bookmarkStart w:id="66" w:name="__RefHeading___Toc3458_461526705"/>
+      <w:bookmarkStart w:id="66" w:name="__RefHeading___Toc3462_323498848"/>
       <w:bookmarkStart w:id="67" w:name="X74c64a4fe1f8b34d28ccd538c21bf5df738d457"/>
       <w:bookmarkEnd w:id="66"/>
       <w:r>
@@ -12434,7 +12444,7 @@
         <w:spacing w:before="280" w:after="80"/>
         <w:rPr/>
       </w:pPr>
-      <w:bookmarkStart w:id="68" w:name="__RefHeading___Toc3460_461526705"/>
+      <w:bookmarkStart w:id="68" w:name="__RefHeading___Toc3464_323498848"/>
       <w:bookmarkStart w:id="69" w:name="the-simulation-twin"/>
       <w:bookmarkEnd w:id="68"/>
       <w:r>
@@ -12550,7 +12560,7 @@
         <w:spacing w:before="280" w:after="80"/>
         <w:rPr/>
       </w:pPr>
-      <w:bookmarkStart w:id="70" w:name="__RefHeading___Toc3462_461526705"/>
+      <w:bookmarkStart w:id="70" w:name="__RefHeading___Toc3466_323498848"/>
       <w:bookmarkStart w:id="71" w:name="X0b145c7a26c0f39d415f241d02ad825503a0a12"/>
       <w:bookmarkEnd w:id="70"/>
       <w:r>
@@ -12614,7 +12624,7 @@
         <w:spacing w:before="280" w:after="80"/>
         <w:rPr/>
       </w:pPr>
-      <w:bookmarkStart w:id="72" w:name="__RefHeading___Toc3464_461526705"/>
+      <w:bookmarkStart w:id="72" w:name="__RefHeading___Toc3468_323498848"/>
       <w:bookmarkStart w:id="73" w:name="X45fcae6a0c7e99e2a7b3304f65c736455825309"/>
       <w:bookmarkEnd w:id="72"/>
       <w:r>
@@ -13321,7 +13331,7 @@
         <w:spacing w:before="360" w:after="120"/>
         <w:rPr/>
       </w:pPr>
-      <w:bookmarkStart w:id="77" w:name="__RefHeading___Toc3466_461526705"/>
+      <w:bookmarkStart w:id="77" w:name="__RefHeading___Toc3470_323498848"/>
       <w:bookmarkStart w:id="78" w:name="host-tools-and-flow"/>
       <w:bookmarkEnd w:id="77"/>
       <w:r>
@@ -13352,7 +13362,7 @@
         <w:spacing w:before="280" w:after="80"/>
         <w:rPr/>
       </w:pPr>
-      <w:bookmarkStart w:id="79" w:name="__RefHeading___Toc3468_461526705"/>
+      <w:bookmarkStart w:id="79" w:name="__RefHeading___Toc3472_323498848"/>
       <w:bookmarkStart w:id="80" w:name="the-shared-transport"/>
       <w:bookmarkEnd w:id="79"/>
       <w:r>
@@ -13954,7 +13964,7 @@
         <w:spacing w:before="280" w:after="80"/>
         <w:rPr/>
       </w:pPr>
-      <w:bookmarkStart w:id="82" w:name="__RefHeading___Toc3470_461526705"/>
+      <w:bookmarkStart w:id="82" w:name="__RefHeading___Toc3474_323498848"/>
       <w:bookmarkStart w:id="83" w:name="from-a-command-to-a-number"/>
       <w:bookmarkEnd w:id="82"/>
       <w:r>
@@ -13982,7 +13992,7 @@
         <w:spacing w:before="200" w:after="80"/>
         <w:rPr/>
       </w:pPr>
-      <w:bookmarkStart w:id="84" w:name="__RefHeading___Toc3472_461526705"/>
+      <w:bookmarkStart w:id="84" w:name="__RefHeading___Toc3476_323498848"/>
       <w:bookmarkStart w:id="85" w:name="X71475cd112b82a14285547438a9004a5b92106f"/>
       <w:bookmarkStart w:id="86" w:name="_Fig_4_From_host_command_to"/>
       <w:bookmarkEnd w:id="84"/>
@@ -14115,7 +14125,7 @@
         <w:spacing w:before="280" w:after="80"/>
         <w:rPr/>
       </w:pPr>
-      <w:bookmarkStart w:id="89" w:name="__RefHeading___Toc3474_461526705"/>
+      <w:bookmarkStart w:id="89" w:name="__RefHeading___Toc3478_323498848"/>
       <w:bookmarkStart w:id="90" w:name="step-1-bring-up-once-per-bitstream"/>
       <w:bookmarkEnd w:id="89"/>
       <w:r>
@@ -14670,7 +14680,7 @@
         <w:spacing w:before="280" w:after="80"/>
         <w:rPr/>
       </w:pPr>
-      <w:bookmarkStart w:id="92" w:name="__RefHeading___Toc3476_461526705"/>
+      <w:bookmarkStart w:id="92" w:name="__RefHeading___Toc3480_323498848"/>
       <w:bookmarkStart w:id="93" w:name="Xb9d29f6da6727400ba76c2fbe39518f11ffd3d8"/>
       <w:bookmarkEnd w:id="92"/>
       <w:r>
@@ -14808,7 +14818,7 @@
         <w:spacing w:before="280" w:after="80"/>
         <w:rPr/>
       </w:pPr>
-      <w:bookmarkStart w:id="94" w:name="__RefHeading___Toc3478_461526705"/>
+      <w:bookmarkStart w:id="94" w:name="__RefHeading___Toc3482_323498848"/>
       <w:bookmarkStart w:id="95" w:name="Xa13900eeadb24c1a45dcf911dfa48955fe21a24"/>
       <w:bookmarkEnd w:id="94"/>
       <w:r>
@@ -14939,7 +14949,7 @@
         <w:spacing w:before="280" w:after="80"/>
         <w:rPr/>
       </w:pPr>
-      <w:bookmarkStart w:id="96" w:name="__RefHeading___Toc3480_461526705"/>
+      <w:bookmarkStart w:id="96" w:name="__RefHeading___Toc3484_323498848"/>
       <w:bookmarkStart w:id="97" w:name="Xf975b625000259b5321307699f03e7734967f9d"/>
       <w:bookmarkEnd w:id="96"/>
       <w:r>
@@ -15029,7 +15039,7 @@
         <w:spacing w:before="280" w:after="80"/>
         <w:rPr/>
       </w:pPr>
-      <w:bookmarkStart w:id="98" w:name="__RefHeading___Toc3482_461526705"/>
+      <w:bookmarkStart w:id="98" w:name="__RefHeading___Toc3486_323498848"/>
       <w:bookmarkStart w:id="99" w:name="one-program-two-targets"/>
       <w:bookmarkEnd w:id="98"/>
       <w:r>
@@ -15140,7 +15150,7 @@
         <w:spacing w:before="280" w:after="80"/>
         <w:rPr/>
       </w:pPr>
-      <w:bookmarkStart w:id="100" w:name="__RefHeading___Toc3484_461526705"/>
+      <w:bookmarkStart w:id="100" w:name="__RefHeading___Toc3488_323498848"/>
       <w:bookmarkStart w:id="101" w:name="the-bench-programs-worth-knowing"/>
       <w:bookmarkEnd w:id="100"/>
       <w:r>
